--- a/ЛР1_КанинВладислав.docx
+++ b/ЛР1_КанинВладислав.docx
@@ -338,6 +338,7 @@
             <w:pPr>
               <w:jc w:val="center"/>
             </w:pPr>
+            <w:proofErr w:type="gramStart"/>
             <w:r>
               <w:t>Канин</w:t>
             </w:r>
@@ -350,6 +351,7 @@
             <w:r>
               <w:t>.</w:t>
             </w:r>
+            <w:proofErr w:type="gramEnd"/>
           </w:p>
         </w:tc>
       </w:tr>
@@ -487,72 +489,86 @@
         <w:jc w:val="both"/>
       </w:pPr>
       <w:r>
-        <w:t>Написание программы на языке</w:t>
-      </w:r>
-      <w:r>
-        <w:t xml:space="preserve"> </w:t>
-      </w:r>
-      <w:r>
-        <w:t xml:space="preserve">программирования </w:t>
-      </w:r>
-      <w:r>
-        <w:rPr>
+        <w:rPr>
+          <w:rStyle w:val="Times1420"/>
+        </w:rPr>
+        <w:t xml:space="preserve">Написание программы на языке программирования </w:t>
+      </w:r>
+      <w:r>
+        <w:rPr>
+          <w:rStyle w:val="Times1420"/>
           <w:lang w:val="en-US"/>
         </w:rPr>
         <w:t>C</w:t>
       </w:r>
       <w:r>
-        <w:t>++</w:t>
-      </w:r>
-      <w:r>
-        <w:t>, задачей которой является</w:t>
-      </w:r>
-      <w:r>
-        <w:t xml:space="preserve"> </w:t>
-      </w:r>
-      <w:r>
-        <w:t xml:space="preserve">проверка с выводом результата, попадает ли введенная пользователем точка в прямоугольный треугольник, расположенный на координатной плоскости, притом гипотенуза задана функцией </w:t>
-      </w:r>
-      <w:r>
-        <w:rPr>
+        <w:rPr>
+          <w:rStyle w:val="Times1420"/>
+        </w:rPr>
+        <w:t xml:space="preserve">++, задачей которой является проверка с выводом результата, попадает ли введенная пользователем точка в прямоугольный треугольник, расположенный на координатной плоскости, притом гипотенуза задана функцией </w:t>
+      </w:r>
+      <w:r>
+        <w:rPr>
+          <w:rStyle w:val="Times1420"/>
           <w:lang w:val="en-US"/>
         </w:rPr>
         <w:t>y</w:t>
       </w:r>
       <w:r>
+        <w:rPr>
+          <w:rStyle w:val="Times1420"/>
+        </w:rPr>
         <w:t>(</w:t>
       </w:r>
       <w:r>
         <w:rPr>
+          <w:rStyle w:val="Times1420"/>
           <w:lang w:val="en-US"/>
         </w:rPr>
         <w:t>x</w:t>
       </w:r>
       <w:r>
+        <w:rPr>
+          <w:rStyle w:val="Times1420"/>
+        </w:rPr>
         <w:t xml:space="preserve">) = </w:t>
       </w:r>
       <w:r>
         <w:rPr>
+          <w:rStyle w:val="Times1420"/>
           <w:lang w:val="en-US"/>
         </w:rPr>
         <w:t>x</w:t>
       </w:r>
       <w:r>
+        <w:rPr>
+          <w:rStyle w:val="Times1420"/>
+        </w:rPr>
         <w:t>. Координаты заданы константами,</w:t>
       </w:r>
       <w:r>
-        <w:t xml:space="preserve"> а катеты параллельны координатным осям.</w:t>
-      </w:r>
-    </w:p>
-    <w:p>
-      <w:pPr>
-        <w:pStyle w:val="1"/>
-        <w:ind w:firstLine="708"/>
+        <w:rPr>
+          <w:rStyle w:val="Times1420"/>
+        </w:rPr>
+        <w:t xml:space="preserve"> а катеты параллельны координатным осям</w:t>
+      </w:r>
+      <w:r>
+        <w:t>.</w:t>
+      </w:r>
+    </w:p>
+    <w:p>
+      <w:pPr>
+        <w:pStyle w:val="1"/>
+        <w:spacing w:before="0" w:after="0" w:line="360" w:lineRule="auto"/>
+        <w:ind w:firstLine="709"/>
         <w:contextualSpacing/>
         <w:jc w:val="left"/>
       </w:pPr>
       <w:r>
-        <w:t>Основные теоретические положения.</w:t>
+        <w:t xml:space="preserve">Алгоритм </w:t>
+      </w:r>
+      <w:r>
+        <w:t>работы программы</w:t>
       </w:r>
     </w:p>
     <w:p>
@@ -564,265 +580,135 @@
         </w:rPr>
       </w:pPr>
       <w:r>
-        <w:t>C++ — компилируемый, статически типизированный язык программирования общего назначения.</w:t>
-      </w:r>
-    </w:p>
-    <w:p>
-      <w:pPr>
-        <w:pStyle w:val="1"/>
-        <w:spacing w:before="0" w:after="0" w:line="360" w:lineRule="auto"/>
-        <w:ind w:firstLine="709"/>
-        <w:contextualSpacing/>
-        <w:jc w:val="left"/>
-      </w:pPr>
-      <w:r>
-        <w:t>А</w:t>
-      </w:r>
-      <w:r>
-        <w:t xml:space="preserve">лгоритм </w:t>
-      </w:r>
-      <w:r>
-        <w:t>работы программы</w:t>
-      </w:r>
-    </w:p>
-    <w:p>
-      <w:pPr>
-        <w:pStyle w:val="1"/>
-        <w:spacing w:before="0" w:after="0" w:line="360" w:lineRule="auto"/>
-        <w:ind w:firstLine="709"/>
-        <w:contextualSpacing/>
-        <w:jc w:val="left"/>
-        <w:rPr>
-          <w:b w:val="0"/>
-          <w:bCs w:val="0"/>
-        </w:rPr>
-      </w:pPr>
-      <w:r>
-        <w:rPr>
-          <w:b w:val="0"/>
-          <w:bCs w:val="0"/>
-        </w:rPr>
         <w:t>Программа запрашивает у пользователя координаты какой-либо точки (</w:t>
       </w:r>
       <w:r>
         <w:rPr>
-          <w:b w:val="0"/>
-          <w:bCs w:val="0"/>
           <w:lang w:val="en-US"/>
         </w:rPr>
         <w:t>x</w:t>
       </w:r>
       <w:r>
-        <w:rPr>
-          <w:b w:val="0"/>
-          <w:bCs w:val="0"/>
-        </w:rPr>
         <w:t xml:space="preserve">, </w:t>
       </w:r>
       <w:r>
         <w:rPr>
-          <w:b w:val="0"/>
-          <w:bCs w:val="0"/>
           <w:lang w:val="en-US"/>
         </w:rPr>
         <w:t>y</w:t>
       </w:r>
       <w:r>
-        <w:rPr>
-          <w:b w:val="0"/>
-          <w:bCs w:val="0"/>
-        </w:rPr>
         <w:t>), затем начинается проверка на наличие отрицательных чисел: в случае если они есть, точка априори считается не попавшей в треугольник, иначе цикл продолжается.</w:t>
       </w:r>
     </w:p>
     <w:p>
       <w:pPr>
-        <w:pStyle w:val="1"/>
-        <w:spacing w:before="0" w:after="0" w:line="360" w:lineRule="auto"/>
-        <w:ind w:firstLine="709"/>
-        <w:contextualSpacing/>
-        <w:jc w:val="left"/>
-        <w:rPr>
-          <w:b w:val="0"/>
-          <w:bCs w:val="0"/>
-        </w:rPr>
-      </w:pPr>
-      <w:r>
-        <w:rPr>
-          <w:b w:val="0"/>
-          <w:bCs w:val="0"/>
-        </w:rPr>
+        <w:pStyle w:val="Times142"/>
+        <w:rPr>
+          <w:b/>
+          <w:bCs/>
+        </w:rPr>
+      </w:pPr>
+      <w:r>
         <w:t xml:space="preserve">Основная идея решения в том, чтобы сравнить введенные пользователем переменные и сопоставить их с точками треугольника. Так, например, координата </w:t>
       </w:r>
       <w:r>
         <w:rPr>
-          <w:b w:val="0"/>
-          <w:bCs w:val="0"/>
           <w:lang w:val="en-US"/>
         </w:rPr>
         <w:t>y</w:t>
       </w:r>
       <w:r>
         <w:rPr>
-          <w:b w:val="0"/>
-          <w:bCs w:val="0"/>
           <w:vertAlign w:val="subscript"/>
         </w:rPr>
         <w:t>пользователя</w:t>
       </w:r>
       <w:r>
-        <w:rPr>
-          <w:b w:val="0"/>
-          <w:bCs w:val="0"/>
-        </w:rPr>
         <w:t xml:space="preserve"> сравнивается с координатой</w:t>
       </w:r>
       <w:r>
-        <w:rPr>
-          <w:b w:val="0"/>
-          <w:bCs w:val="0"/>
-        </w:rPr>
         <w:t xml:space="preserve"> </w:t>
       </w:r>
       <w:r>
         <w:rPr>
-          <w:b w:val="0"/>
-          <w:bCs w:val="0"/>
           <w:lang w:val="en-US"/>
         </w:rPr>
         <w:t>y</w:t>
       </w:r>
       <w:r>
         <w:rPr>
-          <w:b w:val="0"/>
-          <w:bCs w:val="0"/>
           <w:vertAlign w:val="subscript"/>
         </w:rPr>
         <w:t>треугольника</w:t>
       </w:r>
       <w:r>
-        <w:rPr>
-          <w:b w:val="0"/>
-          <w:bCs w:val="0"/>
-        </w:rPr>
         <w:t>, полученной по формуле</w:t>
       </w:r>
       <w:r>
-        <w:rPr>
-          <w:b w:val="0"/>
-          <w:bCs w:val="0"/>
-        </w:rPr>
         <w:t xml:space="preserve"> </w:t>
       </w:r>
       <w:r>
         <w:rPr>
-          <w:b w:val="0"/>
-          <w:bCs w:val="0"/>
           <w:lang w:val="en-US"/>
         </w:rPr>
         <w:t>y</w:t>
       </w:r>
       <w:r>
-        <w:rPr>
-          <w:b w:val="0"/>
-          <w:bCs w:val="0"/>
-        </w:rPr>
         <w:t>(</w:t>
       </w:r>
       <w:r>
         <w:rPr>
-          <w:b w:val="0"/>
-          <w:bCs w:val="0"/>
           <w:lang w:val="en-US"/>
         </w:rPr>
         <w:t>x</w:t>
       </w:r>
       <w:r>
-        <w:rPr>
-          <w:b w:val="0"/>
-          <w:bCs w:val="0"/>
-        </w:rPr>
         <w:t xml:space="preserve">) = </w:t>
       </w:r>
       <w:r>
         <w:rPr>
-          <w:b w:val="0"/>
-          <w:bCs w:val="0"/>
           <w:lang w:val="en-US"/>
         </w:rPr>
         <w:t>x</w:t>
       </w:r>
       <w:r>
         <w:rPr>
-          <w:b w:val="0"/>
-          <w:bCs w:val="0"/>
           <w:vertAlign w:val="subscript"/>
         </w:rPr>
         <w:t>пользователя</w:t>
       </w:r>
       <w:r>
-        <w:rPr>
-          <w:b w:val="0"/>
-          <w:bCs w:val="0"/>
-        </w:rPr>
         <w:t xml:space="preserve">. Если она находится выше, то точка соответственно не попадает. </w:t>
       </w:r>
       <w:r>
-        <w:rPr>
-          <w:b w:val="0"/>
-          <w:bCs w:val="0"/>
-        </w:rPr>
         <w:t xml:space="preserve">В свою очередь </w:t>
       </w:r>
       <w:r>
         <w:rPr>
-          <w:b w:val="0"/>
-          <w:bCs w:val="0"/>
           <w:lang w:val="en-US"/>
         </w:rPr>
         <w:t>x</w:t>
       </w:r>
       <w:r>
-        <w:rPr>
-          <w:b w:val="0"/>
-          <w:bCs w:val="0"/>
-        </w:rPr>
         <w:t xml:space="preserve"> </w:t>
       </w:r>
       <w:r>
-        <w:rPr>
-          <w:b w:val="0"/>
-          <w:bCs w:val="0"/>
-        </w:rPr>
         <w:t>координату мы проверяем лишь больше нуля она или нет, поскольку считаем катеты прямоугольного треугольника стремящимися к бесконечности, иначе же программа позволяет задать координату стороны, параллельной ординате</w:t>
       </w:r>
       <w:r>
-        <w:rPr>
-          <w:b w:val="0"/>
-          <w:bCs w:val="0"/>
-        </w:rPr>
         <w:t xml:space="preserve">, в таком случае введенное пользователем значение по оси </w:t>
       </w:r>
       <w:r>
         <w:rPr>
-          <w:b w:val="0"/>
-          <w:bCs w:val="0"/>
           <w:lang w:val="en-US"/>
         </w:rPr>
         <w:t>x</w:t>
       </w:r>
       <w:r>
-        <w:rPr>
-          <w:b w:val="0"/>
-          <w:bCs w:val="0"/>
-        </w:rPr>
         <w:t xml:space="preserve"> </w:t>
       </w:r>
       <w:r>
-        <w:rPr>
-          <w:b w:val="0"/>
-          <w:bCs w:val="0"/>
-        </w:rPr>
         <w:t>также сверяется с границей.</w:t>
       </w:r>
     </w:p>
@@ -833,12 +719,3850 @@
         <w:jc w:val="left"/>
       </w:pPr>
       <w:r>
+        <w:t>Код программы</w:t>
+      </w:r>
+    </w:p>
+    <w:p>
+      <w:pPr>
+        <w:pStyle w:val="1"/>
+        <w:spacing w:line="360" w:lineRule="auto"/>
+        <w:ind w:firstLine="709"/>
+        <w:contextualSpacing/>
+        <w:jc w:val="both"/>
+        <w:rPr>
+          <w:rFonts w:ascii="Courier New" w:hAnsi="Courier New" w:cs="Courier New"/>
+          <w:sz w:val="24"/>
+          <w:szCs w:val="24"/>
+          <w:lang w:val="en-US"/>
+        </w:rPr>
+      </w:pPr>
+      <w:r>
+        <w:rPr>
+          <w:rFonts w:ascii="Courier New" w:hAnsi="Courier New" w:cs="Courier New"/>
+          <w:sz w:val="24"/>
+          <w:szCs w:val="24"/>
+          <w:lang w:val="en-US"/>
+        </w:rPr>
+        <w:t>#include &lt;iostream&gt;</w:t>
+      </w:r>
+    </w:p>
+    <w:p>
+      <w:pPr>
+        <w:pStyle w:val="1"/>
+        <w:spacing w:line="360" w:lineRule="auto"/>
+        <w:ind w:firstLine="709"/>
+        <w:contextualSpacing/>
+        <w:jc w:val="both"/>
+        <w:rPr>
+          <w:rFonts w:ascii="Courier New" w:hAnsi="Courier New" w:cs="Courier New"/>
+          <w:sz w:val="24"/>
+          <w:szCs w:val="24"/>
+          <w:lang w:val="en-US"/>
+        </w:rPr>
+      </w:pPr>
+      <w:r>
+        <w:rPr>
+          <w:rFonts w:ascii="Courier New" w:hAnsi="Courier New" w:cs="Courier New"/>
+          <w:sz w:val="24"/>
+          <w:szCs w:val="24"/>
+          <w:lang w:val="en-US"/>
+        </w:rPr>
+        <w:t>#include &lt;</w:t>
+      </w:r>
+      <w:proofErr w:type="spellStart"/>
+      <w:r>
+        <w:rPr>
+          <w:rFonts w:ascii="Courier New" w:hAnsi="Courier New" w:cs="Courier New"/>
+          <w:sz w:val="24"/>
+          <w:szCs w:val="24"/>
+          <w:lang w:val="en-US"/>
+        </w:rPr>
+        <w:t>windows.h</w:t>
+      </w:r>
+      <w:proofErr w:type="spellEnd"/>
+      <w:r>
+        <w:rPr>
+          <w:rFonts w:ascii="Courier New" w:hAnsi="Courier New" w:cs="Courier New"/>
+          <w:sz w:val="24"/>
+          <w:szCs w:val="24"/>
+          <w:lang w:val="en-US"/>
+        </w:rPr>
+        <w:t>&gt;</w:t>
+      </w:r>
+    </w:p>
+    <w:p>
+      <w:pPr>
+        <w:pStyle w:val="1"/>
+        <w:spacing w:line="360" w:lineRule="auto"/>
+        <w:ind w:firstLine="709"/>
+        <w:contextualSpacing/>
+        <w:jc w:val="both"/>
+        <w:rPr>
+          <w:rFonts w:ascii="Courier New" w:hAnsi="Courier New" w:cs="Courier New"/>
+          <w:sz w:val="24"/>
+          <w:szCs w:val="24"/>
+        </w:rPr>
+      </w:pPr>
+      <w:r>
+        <w:rPr>
+          <w:rFonts w:ascii="Courier New" w:hAnsi="Courier New" w:cs="Courier New"/>
+          <w:sz w:val="24"/>
+          <w:szCs w:val="24"/>
+        </w:rPr>
+        <w:t>#include &lt;</w:t>
+      </w:r>
+      <w:proofErr w:type="spellStart"/>
+      <w:proofErr w:type="gramStart"/>
+      <w:r>
+        <w:rPr>
+          <w:rFonts w:ascii="Courier New" w:hAnsi="Courier New" w:cs="Courier New"/>
+          <w:sz w:val="24"/>
+          <w:szCs w:val="24"/>
+        </w:rPr>
+        <w:t>limits</w:t>
+      </w:r>
+      <w:proofErr w:type="spellEnd"/>
+      <w:r>
+        <w:rPr>
+          <w:rFonts w:ascii="Courier New" w:hAnsi="Courier New" w:cs="Courier New"/>
+          <w:sz w:val="24"/>
+          <w:szCs w:val="24"/>
+        </w:rPr>
+        <w:t>&gt;  /</w:t>
+      </w:r>
+      <w:proofErr w:type="gramEnd"/>
+      <w:r>
+        <w:rPr>
+          <w:rFonts w:ascii="Courier New" w:hAnsi="Courier New" w:cs="Courier New"/>
+          <w:sz w:val="24"/>
+          <w:szCs w:val="24"/>
+        </w:rPr>
+        <w:t>/ Чтобы пользователь не ввел слишком большое значение. Компилятор уходил в разнос после этого</w:t>
+      </w:r>
+    </w:p>
+    <w:p>
+      <w:pPr>
+        <w:pStyle w:val="1"/>
+        <w:spacing w:line="360" w:lineRule="auto"/>
+        <w:ind w:firstLine="709"/>
+        <w:contextualSpacing/>
+        <w:jc w:val="both"/>
+        <w:rPr>
+          <w:rFonts w:ascii="Courier New" w:hAnsi="Courier New" w:cs="Courier New"/>
+          <w:sz w:val="24"/>
+          <w:szCs w:val="24"/>
+        </w:rPr>
+      </w:pPr>
+    </w:p>
+    <w:p>
+      <w:pPr>
+        <w:pStyle w:val="1"/>
+        <w:spacing w:line="360" w:lineRule="auto"/>
+        <w:ind w:firstLine="709"/>
+        <w:contextualSpacing/>
+        <w:jc w:val="both"/>
+        <w:rPr>
+          <w:rFonts w:ascii="Courier New" w:hAnsi="Courier New" w:cs="Courier New"/>
+          <w:sz w:val="24"/>
+          <w:szCs w:val="24"/>
+        </w:rPr>
+      </w:pPr>
+      <w:proofErr w:type="spellStart"/>
+      <w:r>
+        <w:rPr>
+          <w:rFonts w:ascii="Courier New" w:hAnsi="Courier New" w:cs="Courier New"/>
+          <w:sz w:val="24"/>
+          <w:szCs w:val="24"/>
+        </w:rPr>
+        <w:t>int</w:t>
+      </w:r>
+      <w:proofErr w:type="spellEnd"/>
+      <w:r>
+        <w:rPr>
+          <w:rFonts w:ascii="Courier New" w:hAnsi="Courier New" w:cs="Courier New"/>
+          <w:sz w:val="24"/>
+          <w:szCs w:val="24"/>
+        </w:rPr>
+        <w:t xml:space="preserve"> </w:t>
+      </w:r>
+      <w:proofErr w:type="spellStart"/>
+      <w:proofErr w:type="gramStart"/>
+      <w:r>
+        <w:rPr>
+          <w:rFonts w:ascii="Courier New" w:hAnsi="Courier New" w:cs="Courier New"/>
+          <w:sz w:val="24"/>
+          <w:szCs w:val="24"/>
+        </w:rPr>
+        <w:t>function</w:t>
+      </w:r>
+      <w:proofErr w:type="spellEnd"/>
+      <w:r>
+        <w:rPr>
+          <w:rFonts w:ascii="Courier New" w:hAnsi="Courier New" w:cs="Courier New"/>
+          <w:sz w:val="24"/>
+          <w:szCs w:val="24"/>
+        </w:rPr>
+        <w:t>(</w:t>
+      </w:r>
+      <w:proofErr w:type="spellStart"/>
+      <w:proofErr w:type="gramEnd"/>
+      <w:r>
+        <w:rPr>
+          <w:rFonts w:ascii="Courier New" w:hAnsi="Courier New" w:cs="Courier New"/>
+          <w:sz w:val="24"/>
+          <w:szCs w:val="24"/>
+        </w:rPr>
+        <w:t>short</w:t>
+      </w:r>
+      <w:proofErr w:type="spellEnd"/>
+      <w:r>
+        <w:rPr>
+          <w:rFonts w:ascii="Courier New" w:hAnsi="Courier New" w:cs="Courier New"/>
+          <w:sz w:val="24"/>
+          <w:szCs w:val="24"/>
+        </w:rPr>
+        <w:t xml:space="preserve"> x) {</w:t>
+      </w:r>
+    </w:p>
+    <w:p>
+      <w:pPr>
+        <w:pStyle w:val="1"/>
+        <w:spacing w:line="360" w:lineRule="auto"/>
+        <w:ind w:firstLine="709"/>
+        <w:contextualSpacing/>
+        <w:jc w:val="both"/>
+        <w:rPr>
+          <w:rFonts w:ascii="Courier New" w:hAnsi="Courier New" w:cs="Courier New"/>
+          <w:sz w:val="24"/>
+          <w:szCs w:val="24"/>
+          <w:lang w:val="en-US"/>
+        </w:rPr>
+      </w:pPr>
+      <w:r>
+        <w:rPr>
+          <w:rFonts w:ascii="Courier New" w:hAnsi="Courier New" w:cs="Courier New"/>
+          <w:sz w:val="24"/>
+          <w:szCs w:val="24"/>
+        </w:rPr>
+        <w:tab/>
+      </w:r>
+      <w:r>
+        <w:rPr>
+          <w:rFonts w:ascii="Courier New" w:hAnsi="Courier New" w:cs="Courier New"/>
+          <w:sz w:val="24"/>
+          <w:szCs w:val="24"/>
+          <w:lang w:val="en-US"/>
+        </w:rPr>
+        <w:t>int y = x;</w:t>
+      </w:r>
+    </w:p>
+    <w:p>
+      <w:pPr>
+        <w:pStyle w:val="1"/>
+        <w:spacing w:line="360" w:lineRule="auto"/>
+        <w:ind w:firstLine="709"/>
+        <w:contextualSpacing/>
+        <w:jc w:val="both"/>
+        <w:rPr>
+          <w:rFonts w:ascii="Courier New" w:hAnsi="Courier New" w:cs="Courier New"/>
+          <w:sz w:val="24"/>
+          <w:szCs w:val="24"/>
+          <w:lang w:val="en-US"/>
+        </w:rPr>
+      </w:pPr>
+    </w:p>
+    <w:p>
+      <w:pPr>
+        <w:pStyle w:val="1"/>
+        <w:spacing w:line="360" w:lineRule="auto"/>
+        <w:ind w:firstLine="709"/>
+        <w:contextualSpacing/>
+        <w:jc w:val="both"/>
+        <w:rPr>
+          <w:rFonts w:ascii="Courier New" w:hAnsi="Courier New" w:cs="Courier New"/>
+          <w:sz w:val="24"/>
+          <w:szCs w:val="24"/>
+          <w:lang w:val="en-US"/>
+        </w:rPr>
+      </w:pPr>
+      <w:r>
+        <w:rPr>
+          <w:rFonts w:ascii="Courier New" w:hAnsi="Courier New" w:cs="Courier New"/>
+          <w:sz w:val="24"/>
+          <w:szCs w:val="24"/>
+          <w:lang w:val="en-US"/>
+        </w:rPr>
+        <w:tab/>
+        <w:t>return y;</w:t>
+      </w:r>
+    </w:p>
+    <w:p>
+      <w:pPr>
+        <w:pStyle w:val="1"/>
+        <w:spacing w:line="360" w:lineRule="auto"/>
+        <w:ind w:firstLine="709"/>
+        <w:contextualSpacing/>
+        <w:jc w:val="both"/>
+        <w:rPr>
+          <w:rFonts w:ascii="Courier New" w:hAnsi="Courier New" w:cs="Courier New"/>
+          <w:sz w:val="24"/>
+          <w:szCs w:val="24"/>
+          <w:lang w:val="en-US"/>
+        </w:rPr>
+      </w:pPr>
+      <w:r>
+        <w:rPr>
+          <w:rFonts w:ascii="Courier New" w:hAnsi="Courier New" w:cs="Courier New"/>
+          <w:sz w:val="24"/>
+          <w:szCs w:val="24"/>
+          <w:lang w:val="en-US"/>
+        </w:rPr>
+        <w:t>};</w:t>
+      </w:r>
+    </w:p>
+    <w:p>
+      <w:pPr>
+        <w:pStyle w:val="1"/>
+        <w:spacing w:line="360" w:lineRule="auto"/>
+        <w:ind w:firstLine="709"/>
+        <w:contextualSpacing/>
+        <w:jc w:val="both"/>
+        <w:rPr>
+          <w:rFonts w:ascii="Courier New" w:hAnsi="Courier New" w:cs="Courier New"/>
+          <w:sz w:val="24"/>
+          <w:szCs w:val="24"/>
+          <w:lang w:val="en-US"/>
+        </w:rPr>
+      </w:pPr>
+    </w:p>
+    <w:p>
+      <w:pPr>
+        <w:pStyle w:val="1"/>
+        <w:spacing w:line="360" w:lineRule="auto"/>
+        <w:ind w:firstLine="709"/>
+        <w:contextualSpacing/>
+        <w:jc w:val="both"/>
+        <w:rPr>
+          <w:rFonts w:ascii="Courier New" w:hAnsi="Courier New" w:cs="Courier New"/>
+          <w:sz w:val="24"/>
+          <w:szCs w:val="24"/>
+          <w:lang w:val="en-US"/>
+        </w:rPr>
+      </w:pPr>
+      <w:r>
+        <w:rPr>
+          <w:rFonts w:ascii="Courier New" w:hAnsi="Courier New" w:cs="Courier New"/>
+          <w:sz w:val="24"/>
+          <w:szCs w:val="24"/>
+          <w:lang w:val="en-US"/>
+        </w:rPr>
+        <w:t xml:space="preserve">int </w:t>
+      </w:r>
+      <w:proofErr w:type="gramStart"/>
+      <w:r>
+        <w:rPr>
+          <w:rFonts w:ascii="Courier New" w:hAnsi="Courier New" w:cs="Courier New"/>
+          <w:sz w:val="24"/>
+          <w:szCs w:val="24"/>
+          <w:lang w:val="en-US"/>
+        </w:rPr>
+        <w:t>main(</w:t>
+      </w:r>
+      <w:proofErr w:type="gramEnd"/>
+      <w:r>
+        <w:rPr>
+          <w:rFonts w:ascii="Courier New" w:hAnsi="Courier New" w:cs="Courier New"/>
+          <w:sz w:val="24"/>
+          <w:szCs w:val="24"/>
+          <w:lang w:val="en-US"/>
+        </w:rPr>
+        <w:t>) {</w:t>
+      </w:r>
+    </w:p>
+    <w:p>
+      <w:pPr>
+        <w:pStyle w:val="1"/>
+        <w:spacing w:line="360" w:lineRule="auto"/>
+        <w:ind w:firstLine="709"/>
+        <w:contextualSpacing/>
+        <w:jc w:val="both"/>
+        <w:rPr>
+          <w:rFonts w:ascii="Courier New" w:hAnsi="Courier New" w:cs="Courier New"/>
+          <w:sz w:val="24"/>
+          <w:szCs w:val="24"/>
+          <w:lang w:val="en-US"/>
+        </w:rPr>
+      </w:pPr>
+      <w:r>
+        <w:rPr>
+          <w:rFonts w:ascii="Courier New" w:hAnsi="Courier New" w:cs="Courier New"/>
+          <w:sz w:val="24"/>
+          <w:szCs w:val="24"/>
+          <w:lang w:val="en-US"/>
+        </w:rPr>
+        <w:lastRenderedPageBreak/>
+        <w:tab/>
+      </w:r>
+      <w:proofErr w:type="spellStart"/>
+      <w:proofErr w:type="gramStart"/>
+      <w:r>
+        <w:rPr>
+          <w:rFonts w:ascii="Courier New" w:hAnsi="Courier New" w:cs="Courier New"/>
+          <w:sz w:val="24"/>
+          <w:szCs w:val="24"/>
+          <w:lang w:val="en-US"/>
+        </w:rPr>
+        <w:t>SetConsoleOutputCP</w:t>
+      </w:r>
+      <w:proofErr w:type="spellEnd"/>
+      <w:r>
+        <w:rPr>
+          <w:rFonts w:ascii="Courier New" w:hAnsi="Courier New" w:cs="Courier New"/>
+          <w:sz w:val="24"/>
+          <w:szCs w:val="24"/>
+          <w:lang w:val="en-US"/>
+        </w:rPr>
+        <w:t>(</w:t>
+      </w:r>
+      <w:proofErr w:type="gramEnd"/>
+      <w:r>
+        <w:rPr>
+          <w:rFonts w:ascii="Courier New" w:hAnsi="Courier New" w:cs="Courier New"/>
+          <w:sz w:val="24"/>
+          <w:szCs w:val="24"/>
+          <w:lang w:val="en-US"/>
+        </w:rPr>
+        <w:t>CP_UTF8);</w:t>
+      </w:r>
+    </w:p>
+    <w:p>
+      <w:pPr>
+        <w:pStyle w:val="1"/>
+        <w:spacing w:line="360" w:lineRule="auto"/>
+        <w:ind w:firstLine="709"/>
+        <w:contextualSpacing/>
+        <w:jc w:val="both"/>
+        <w:rPr>
+          <w:rFonts w:ascii="Courier New" w:hAnsi="Courier New" w:cs="Courier New"/>
+          <w:sz w:val="24"/>
+          <w:szCs w:val="24"/>
+          <w:lang w:val="en-US"/>
+        </w:rPr>
+      </w:pPr>
+      <w:r>
+        <w:rPr>
+          <w:rFonts w:ascii="Courier New" w:hAnsi="Courier New" w:cs="Courier New"/>
+          <w:sz w:val="24"/>
+          <w:szCs w:val="24"/>
+          <w:lang w:val="en-US"/>
+        </w:rPr>
+        <w:tab/>
+      </w:r>
+      <w:proofErr w:type="spellStart"/>
+      <w:proofErr w:type="gramStart"/>
+      <w:r>
+        <w:rPr>
+          <w:rFonts w:ascii="Courier New" w:hAnsi="Courier New" w:cs="Courier New"/>
+          <w:sz w:val="24"/>
+          <w:szCs w:val="24"/>
+          <w:lang w:val="en-US"/>
+        </w:rPr>
+        <w:t>SetConsoleCP</w:t>
+      </w:r>
+      <w:proofErr w:type="spellEnd"/>
+      <w:r>
+        <w:rPr>
+          <w:rFonts w:ascii="Courier New" w:hAnsi="Courier New" w:cs="Courier New"/>
+          <w:sz w:val="24"/>
+          <w:szCs w:val="24"/>
+          <w:lang w:val="en-US"/>
+        </w:rPr>
+        <w:t>(</w:t>
+      </w:r>
+      <w:proofErr w:type="gramEnd"/>
+      <w:r>
+        <w:rPr>
+          <w:rFonts w:ascii="Courier New" w:hAnsi="Courier New" w:cs="Courier New"/>
+          <w:sz w:val="24"/>
+          <w:szCs w:val="24"/>
+          <w:lang w:val="en-US"/>
+        </w:rPr>
+        <w:t>CP_UTF8);</w:t>
+      </w:r>
+    </w:p>
+    <w:p>
+      <w:pPr>
+        <w:pStyle w:val="1"/>
+        <w:spacing w:line="360" w:lineRule="auto"/>
+        <w:ind w:firstLine="709"/>
+        <w:contextualSpacing/>
+        <w:jc w:val="both"/>
+        <w:rPr>
+          <w:rFonts w:ascii="Courier New" w:hAnsi="Courier New" w:cs="Courier New"/>
+          <w:sz w:val="24"/>
+          <w:szCs w:val="24"/>
+          <w:lang w:val="en-US"/>
+        </w:rPr>
+      </w:pPr>
+    </w:p>
+    <w:p>
+      <w:pPr>
+        <w:pStyle w:val="1"/>
+        <w:spacing w:line="360" w:lineRule="auto"/>
+        <w:ind w:firstLine="709"/>
+        <w:contextualSpacing/>
+        <w:jc w:val="both"/>
+        <w:rPr>
+          <w:rFonts w:ascii="Courier New" w:hAnsi="Courier New" w:cs="Courier New"/>
+          <w:sz w:val="24"/>
+          <w:szCs w:val="24"/>
+          <w:lang w:val="en-US"/>
+        </w:rPr>
+      </w:pPr>
+      <w:r>
+        <w:rPr>
+          <w:rFonts w:ascii="Courier New" w:hAnsi="Courier New" w:cs="Courier New"/>
+          <w:sz w:val="24"/>
+          <w:szCs w:val="24"/>
+          <w:lang w:val="en-US"/>
+        </w:rPr>
+        <w:tab/>
+        <w:t>using namespace std;</w:t>
+      </w:r>
+    </w:p>
+    <w:p>
+      <w:pPr>
+        <w:pStyle w:val="1"/>
+        <w:spacing w:line="360" w:lineRule="auto"/>
+        <w:ind w:firstLine="709"/>
+        <w:contextualSpacing/>
+        <w:jc w:val="both"/>
+        <w:rPr>
+          <w:rFonts w:ascii="Courier New" w:hAnsi="Courier New" w:cs="Courier New"/>
+          <w:sz w:val="24"/>
+          <w:szCs w:val="24"/>
+          <w:lang w:val="en-US"/>
+        </w:rPr>
+      </w:pPr>
+      <w:r>
+        <w:rPr>
+          <w:rFonts w:ascii="Courier New" w:hAnsi="Courier New" w:cs="Courier New"/>
+          <w:sz w:val="24"/>
+          <w:szCs w:val="24"/>
+          <w:lang w:val="en-US"/>
+        </w:rPr>
+        <w:tab/>
+      </w:r>
+    </w:p>
+    <w:p>
+      <w:pPr>
+        <w:pStyle w:val="1"/>
+        <w:spacing w:line="360" w:lineRule="auto"/>
+        <w:ind w:firstLine="709"/>
+        <w:contextualSpacing/>
+        <w:jc w:val="both"/>
+        <w:rPr>
+          <w:rFonts w:ascii="Courier New" w:hAnsi="Courier New" w:cs="Courier New"/>
+          <w:sz w:val="24"/>
+          <w:szCs w:val="24"/>
+        </w:rPr>
+      </w:pPr>
+      <w:r>
+        <w:rPr>
+          <w:rFonts w:ascii="Courier New" w:hAnsi="Courier New" w:cs="Courier New"/>
+          <w:sz w:val="24"/>
+          <w:szCs w:val="24"/>
+          <w:lang w:val="en-US"/>
+        </w:rPr>
+        <w:tab/>
+      </w:r>
+      <w:proofErr w:type="spellStart"/>
+      <w:r>
+        <w:rPr>
+          <w:rFonts w:ascii="Courier New" w:hAnsi="Courier New" w:cs="Courier New"/>
+          <w:sz w:val="24"/>
+          <w:szCs w:val="24"/>
+        </w:rPr>
+        <w:t>short</w:t>
+      </w:r>
+      <w:proofErr w:type="spellEnd"/>
+      <w:r>
+        <w:rPr>
+          <w:rFonts w:ascii="Courier New" w:hAnsi="Courier New" w:cs="Courier New"/>
+          <w:sz w:val="24"/>
+          <w:szCs w:val="24"/>
+        </w:rPr>
+        <w:t xml:space="preserve"> </w:t>
+      </w:r>
+      <w:proofErr w:type="spellStart"/>
+      <w:proofErr w:type="gramStart"/>
+      <w:r>
+        <w:rPr>
+          <w:rFonts w:ascii="Courier New" w:hAnsi="Courier New" w:cs="Courier New"/>
+          <w:sz w:val="24"/>
+          <w:szCs w:val="24"/>
+        </w:rPr>
+        <w:t>userCords</w:t>
+      </w:r>
+      <w:proofErr w:type="spellEnd"/>
+      <w:r>
+        <w:rPr>
+          <w:rFonts w:ascii="Courier New" w:hAnsi="Courier New" w:cs="Courier New"/>
+          <w:sz w:val="24"/>
+          <w:szCs w:val="24"/>
+        </w:rPr>
+        <w:t>[</w:t>
+      </w:r>
+      <w:proofErr w:type="gramEnd"/>
+      <w:r>
+        <w:rPr>
+          <w:rFonts w:ascii="Courier New" w:hAnsi="Courier New" w:cs="Courier New"/>
+          <w:sz w:val="24"/>
+          <w:szCs w:val="24"/>
+        </w:rPr>
+        <w:t>2];</w:t>
+      </w:r>
+    </w:p>
+    <w:p>
+      <w:pPr>
+        <w:pStyle w:val="1"/>
+        <w:spacing w:line="360" w:lineRule="auto"/>
+        <w:ind w:firstLine="709"/>
+        <w:contextualSpacing/>
+        <w:jc w:val="both"/>
+        <w:rPr>
+          <w:rFonts w:ascii="Courier New" w:hAnsi="Courier New" w:cs="Courier New"/>
+          <w:sz w:val="24"/>
+          <w:szCs w:val="24"/>
+        </w:rPr>
+      </w:pPr>
+    </w:p>
+    <w:p>
+      <w:pPr>
+        <w:pStyle w:val="1"/>
+        <w:spacing w:line="360" w:lineRule="auto"/>
+        <w:ind w:firstLine="709"/>
+        <w:contextualSpacing/>
+        <w:jc w:val="both"/>
+        <w:rPr>
+          <w:rFonts w:ascii="Courier New" w:hAnsi="Courier New" w:cs="Courier New"/>
+          <w:sz w:val="24"/>
+          <w:szCs w:val="24"/>
+        </w:rPr>
+      </w:pPr>
+      <w:r>
+        <w:rPr>
+          <w:rFonts w:ascii="Courier New" w:hAnsi="Courier New" w:cs="Courier New"/>
+          <w:sz w:val="24"/>
+          <w:szCs w:val="24"/>
+        </w:rPr>
+        <w:tab/>
+      </w:r>
+      <w:proofErr w:type="spellStart"/>
+      <w:r>
+        <w:rPr>
+          <w:rFonts w:ascii="Courier New" w:hAnsi="Courier New" w:cs="Courier New"/>
+          <w:sz w:val="24"/>
+          <w:szCs w:val="24"/>
+        </w:rPr>
+        <w:t>string</w:t>
+      </w:r>
+      <w:proofErr w:type="spellEnd"/>
+      <w:r>
+        <w:rPr>
+          <w:rFonts w:ascii="Courier New" w:hAnsi="Courier New" w:cs="Courier New"/>
+          <w:sz w:val="24"/>
+          <w:szCs w:val="24"/>
+        </w:rPr>
+        <w:t xml:space="preserve"> </w:t>
+      </w:r>
+      <w:proofErr w:type="spellStart"/>
+      <w:proofErr w:type="gramStart"/>
+      <w:r>
+        <w:rPr>
+          <w:rFonts w:ascii="Courier New" w:hAnsi="Courier New" w:cs="Courier New"/>
+          <w:sz w:val="24"/>
+          <w:szCs w:val="24"/>
+        </w:rPr>
+        <w:t>goodAnswer</w:t>
+      </w:r>
+      <w:proofErr w:type="spellEnd"/>
+      <w:r>
+        <w:rPr>
+          <w:rFonts w:ascii="Courier New" w:hAnsi="Courier New" w:cs="Courier New"/>
+          <w:sz w:val="24"/>
+          <w:szCs w:val="24"/>
+        </w:rPr>
+        <w:t>{</w:t>
+      </w:r>
+      <w:proofErr w:type="gramEnd"/>
+      <w:r>
+        <w:rPr>
+          <w:rFonts w:ascii="Courier New" w:hAnsi="Courier New" w:cs="Courier New"/>
+          <w:sz w:val="24"/>
+          <w:szCs w:val="24"/>
+        </w:rPr>
+        <w:t>"Точка попала в треугольник, по крайней мере, на его границу"};</w:t>
+      </w:r>
+    </w:p>
+    <w:p>
+      <w:pPr>
+        <w:pStyle w:val="1"/>
+        <w:spacing w:line="360" w:lineRule="auto"/>
+        <w:ind w:firstLine="709"/>
+        <w:contextualSpacing/>
+        <w:jc w:val="both"/>
+        <w:rPr>
+          <w:rFonts w:ascii="Courier New" w:hAnsi="Courier New" w:cs="Courier New"/>
+          <w:sz w:val="24"/>
+          <w:szCs w:val="24"/>
+        </w:rPr>
+      </w:pPr>
+      <w:r>
+        <w:rPr>
+          <w:rFonts w:ascii="Courier New" w:hAnsi="Courier New" w:cs="Courier New"/>
+          <w:sz w:val="24"/>
+          <w:szCs w:val="24"/>
+        </w:rPr>
+        <w:tab/>
+      </w:r>
+      <w:proofErr w:type="spellStart"/>
+      <w:r>
+        <w:rPr>
+          <w:rFonts w:ascii="Courier New" w:hAnsi="Courier New" w:cs="Courier New"/>
+          <w:sz w:val="24"/>
+          <w:szCs w:val="24"/>
+        </w:rPr>
+        <w:t>string</w:t>
+      </w:r>
+      <w:proofErr w:type="spellEnd"/>
+      <w:r>
+        <w:rPr>
+          <w:rFonts w:ascii="Courier New" w:hAnsi="Courier New" w:cs="Courier New"/>
+          <w:sz w:val="24"/>
+          <w:szCs w:val="24"/>
+        </w:rPr>
+        <w:t xml:space="preserve"> </w:t>
+      </w:r>
+      <w:proofErr w:type="spellStart"/>
+      <w:proofErr w:type="gramStart"/>
+      <w:r>
+        <w:rPr>
+          <w:rFonts w:ascii="Courier New" w:hAnsi="Courier New" w:cs="Courier New"/>
+          <w:sz w:val="24"/>
+          <w:szCs w:val="24"/>
+        </w:rPr>
+        <w:t>badAnswer</w:t>
+      </w:r>
+      <w:proofErr w:type="spellEnd"/>
+      <w:r>
+        <w:rPr>
+          <w:rFonts w:ascii="Courier New" w:hAnsi="Courier New" w:cs="Courier New"/>
+          <w:sz w:val="24"/>
+          <w:szCs w:val="24"/>
+        </w:rPr>
+        <w:t>{ "</w:t>
+      </w:r>
+      <w:proofErr w:type="gramEnd"/>
+      <w:r>
+        <w:rPr>
+          <w:rFonts w:ascii="Courier New" w:hAnsi="Courier New" w:cs="Courier New"/>
+          <w:sz w:val="24"/>
+          <w:szCs w:val="24"/>
+        </w:rPr>
+        <w:t>Точка не попала в треугольник</w:t>
+      </w:r>
+      <w:proofErr w:type="gramStart"/>
+      <w:r>
+        <w:rPr>
+          <w:rFonts w:ascii="Courier New" w:hAnsi="Courier New" w:cs="Courier New"/>
+          <w:sz w:val="24"/>
+          <w:szCs w:val="24"/>
+        </w:rPr>
+        <w:t>" }</w:t>
+      </w:r>
+      <w:proofErr w:type="gramEnd"/>
+      <w:r>
+        <w:rPr>
+          <w:rFonts w:ascii="Courier New" w:hAnsi="Courier New" w:cs="Courier New"/>
+          <w:sz w:val="24"/>
+          <w:szCs w:val="24"/>
+        </w:rPr>
+        <w:t>;</w:t>
+      </w:r>
+    </w:p>
+    <w:p>
+      <w:pPr>
+        <w:pStyle w:val="1"/>
+        <w:spacing w:line="360" w:lineRule="auto"/>
+        <w:ind w:firstLine="709"/>
+        <w:contextualSpacing/>
+        <w:jc w:val="both"/>
+        <w:rPr>
+          <w:rFonts w:ascii="Courier New" w:hAnsi="Courier New" w:cs="Courier New"/>
+          <w:sz w:val="24"/>
+          <w:szCs w:val="24"/>
+        </w:rPr>
+      </w:pPr>
+    </w:p>
+    <w:p>
+      <w:pPr>
+        <w:pStyle w:val="1"/>
+        <w:spacing w:line="360" w:lineRule="auto"/>
+        <w:ind w:firstLine="709"/>
+        <w:contextualSpacing/>
+        <w:jc w:val="both"/>
+        <w:rPr>
+          <w:rFonts w:ascii="Courier New" w:hAnsi="Courier New" w:cs="Courier New"/>
+          <w:sz w:val="24"/>
+          <w:szCs w:val="24"/>
+        </w:rPr>
+      </w:pPr>
+      <w:r>
+        <w:rPr>
+          <w:rFonts w:ascii="Courier New" w:hAnsi="Courier New" w:cs="Courier New"/>
+          <w:sz w:val="24"/>
+          <w:szCs w:val="24"/>
+        </w:rPr>
+        <w:tab/>
+      </w:r>
+      <w:proofErr w:type="spellStart"/>
+      <w:r>
+        <w:rPr>
+          <w:rFonts w:ascii="Courier New" w:hAnsi="Courier New" w:cs="Courier New"/>
+          <w:sz w:val="24"/>
+          <w:szCs w:val="24"/>
+        </w:rPr>
+        <w:t>while</w:t>
+      </w:r>
+      <w:proofErr w:type="spellEnd"/>
+      <w:r>
+        <w:rPr>
+          <w:rFonts w:ascii="Courier New" w:hAnsi="Courier New" w:cs="Courier New"/>
+          <w:sz w:val="24"/>
+          <w:szCs w:val="24"/>
+        </w:rPr>
+        <w:t xml:space="preserve"> (</w:t>
+      </w:r>
+      <w:proofErr w:type="spellStart"/>
+      <w:r>
+        <w:rPr>
+          <w:rFonts w:ascii="Courier New" w:hAnsi="Courier New" w:cs="Courier New"/>
+          <w:sz w:val="24"/>
+          <w:szCs w:val="24"/>
+        </w:rPr>
+        <w:t>true</w:t>
+      </w:r>
+      <w:proofErr w:type="spellEnd"/>
+      <w:r>
+        <w:rPr>
+          <w:rFonts w:ascii="Courier New" w:hAnsi="Courier New" w:cs="Courier New"/>
+          <w:sz w:val="24"/>
+          <w:szCs w:val="24"/>
+        </w:rPr>
+        <w:t>) {</w:t>
+      </w:r>
+    </w:p>
+    <w:p>
+      <w:pPr>
+        <w:pStyle w:val="1"/>
+        <w:spacing w:line="360" w:lineRule="auto"/>
+        <w:ind w:firstLine="709"/>
+        <w:contextualSpacing/>
+        <w:jc w:val="both"/>
+        <w:rPr>
+          <w:rFonts w:ascii="Courier New" w:hAnsi="Courier New" w:cs="Courier New"/>
+          <w:sz w:val="24"/>
+          <w:szCs w:val="24"/>
+        </w:rPr>
+      </w:pPr>
+      <w:r>
+        <w:rPr>
+          <w:rFonts w:ascii="Courier New" w:hAnsi="Courier New" w:cs="Courier New"/>
+          <w:sz w:val="24"/>
+          <w:szCs w:val="24"/>
+        </w:rPr>
+        <w:tab/>
+      </w:r>
+      <w:r>
+        <w:rPr>
+          <w:rFonts w:ascii="Courier New" w:hAnsi="Courier New" w:cs="Courier New"/>
+          <w:sz w:val="24"/>
+          <w:szCs w:val="24"/>
+        </w:rPr>
+        <w:tab/>
+      </w:r>
+      <w:proofErr w:type="spellStart"/>
+      <w:r>
+        <w:rPr>
+          <w:rFonts w:ascii="Courier New" w:hAnsi="Courier New" w:cs="Courier New"/>
+          <w:sz w:val="24"/>
+          <w:szCs w:val="24"/>
+        </w:rPr>
+        <w:t>cout</w:t>
+      </w:r>
+      <w:proofErr w:type="spellEnd"/>
+      <w:r>
+        <w:rPr>
+          <w:rFonts w:ascii="Courier New" w:hAnsi="Courier New" w:cs="Courier New"/>
+          <w:sz w:val="24"/>
+          <w:szCs w:val="24"/>
+        </w:rPr>
+        <w:t xml:space="preserve"> </w:t>
+      </w:r>
+      <w:proofErr w:type="gramStart"/>
+      <w:r>
+        <w:rPr>
+          <w:rFonts w:ascii="Courier New" w:hAnsi="Courier New" w:cs="Courier New"/>
+          <w:sz w:val="24"/>
+          <w:szCs w:val="24"/>
+        </w:rPr>
+        <w:t>&lt;&lt; "</w:t>
+      </w:r>
+      <w:proofErr w:type="gramEnd"/>
+      <w:r>
+        <w:rPr>
+          <w:rFonts w:ascii="Courier New" w:hAnsi="Courier New" w:cs="Courier New"/>
+          <w:sz w:val="24"/>
+          <w:szCs w:val="24"/>
+        </w:rPr>
+        <w:t xml:space="preserve">Введите координаты для проверки в формате x, y: " </w:t>
+      </w:r>
+      <w:proofErr w:type="gramStart"/>
+      <w:r>
+        <w:rPr>
+          <w:rFonts w:ascii="Courier New" w:hAnsi="Courier New" w:cs="Courier New"/>
+          <w:sz w:val="24"/>
+          <w:szCs w:val="24"/>
+        </w:rPr>
+        <w:t xml:space="preserve">&lt;&lt; </w:t>
+      </w:r>
+      <w:proofErr w:type="spellStart"/>
+      <w:r>
+        <w:rPr>
+          <w:rFonts w:ascii="Courier New" w:hAnsi="Courier New" w:cs="Courier New"/>
+          <w:sz w:val="24"/>
+          <w:szCs w:val="24"/>
+        </w:rPr>
+        <w:t>endl</w:t>
+      </w:r>
+      <w:proofErr w:type="spellEnd"/>
+      <w:proofErr w:type="gramEnd"/>
+      <w:r>
+        <w:rPr>
+          <w:rFonts w:ascii="Courier New" w:hAnsi="Courier New" w:cs="Courier New"/>
+          <w:sz w:val="24"/>
+          <w:szCs w:val="24"/>
+        </w:rPr>
+        <w:t>;</w:t>
+      </w:r>
+    </w:p>
+    <w:p>
+      <w:pPr>
+        <w:pStyle w:val="1"/>
+        <w:spacing w:line="360" w:lineRule="auto"/>
+        <w:ind w:firstLine="709"/>
+        <w:contextualSpacing/>
+        <w:jc w:val="both"/>
+        <w:rPr>
+          <w:rFonts w:ascii="Courier New" w:hAnsi="Courier New" w:cs="Courier New"/>
+          <w:sz w:val="24"/>
+          <w:szCs w:val="24"/>
+        </w:rPr>
+      </w:pPr>
+    </w:p>
+    <w:p>
+      <w:pPr>
+        <w:pStyle w:val="1"/>
+        <w:spacing w:line="360" w:lineRule="auto"/>
+        <w:ind w:firstLine="709"/>
+        <w:contextualSpacing/>
+        <w:jc w:val="both"/>
+        <w:rPr>
+          <w:rFonts w:ascii="Courier New" w:hAnsi="Courier New" w:cs="Courier New"/>
+          <w:sz w:val="24"/>
+          <w:szCs w:val="24"/>
+          <w:lang w:val="en-US"/>
+        </w:rPr>
+      </w:pPr>
+      <w:r>
+        <w:rPr>
+          <w:rFonts w:ascii="Courier New" w:hAnsi="Courier New" w:cs="Courier New"/>
+          <w:sz w:val="24"/>
+          <w:szCs w:val="24"/>
+        </w:rPr>
+        <w:tab/>
+      </w:r>
+      <w:r>
+        <w:rPr>
+          <w:rFonts w:ascii="Courier New" w:hAnsi="Courier New" w:cs="Courier New"/>
+          <w:sz w:val="24"/>
+          <w:szCs w:val="24"/>
+        </w:rPr>
+        <w:tab/>
+      </w:r>
+      <w:r>
+        <w:rPr>
+          <w:rFonts w:ascii="Courier New" w:hAnsi="Courier New" w:cs="Courier New"/>
+          <w:sz w:val="24"/>
+          <w:szCs w:val="24"/>
+          <w:lang w:val="en-US"/>
+        </w:rPr>
+        <w:t xml:space="preserve">unsigned short </w:t>
+      </w:r>
+      <w:proofErr w:type="spellStart"/>
+      <w:proofErr w:type="gramStart"/>
+      <w:r>
+        <w:rPr>
+          <w:rFonts w:ascii="Courier New" w:hAnsi="Courier New" w:cs="Courier New"/>
+          <w:sz w:val="24"/>
+          <w:szCs w:val="24"/>
+          <w:lang w:val="en-US"/>
+        </w:rPr>
+        <w:t>i</w:t>
+      </w:r>
+      <w:proofErr w:type="spellEnd"/>
+      <w:r>
+        <w:rPr>
+          <w:rFonts w:ascii="Courier New" w:hAnsi="Courier New" w:cs="Courier New"/>
+          <w:sz w:val="24"/>
+          <w:szCs w:val="24"/>
+          <w:lang w:val="en-US"/>
+        </w:rPr>
+        <w:t>{</w:t>
+      </w:r>
+      <w:proofErr w:type="gramEnd"/>
+      <w:r>
+        <w:rPr>
+          <w:rFonts w:ascii="Courier New" w:hAnsi="Courier New" w:cs="Courier New"/>
+          <w:sz w:val="24"/>
+          <w:szCs w:val="24"/>
+          <w:lang w:val="en-US"/>
+        </w:rPr>
+        <w:t>};</w:t>
+      </w:r>
+    </w:p>
+    <w:p>
+      <w:pPr>
+        <w:pStyle w:val="1"/>
+        <w:spacing w:line="360" w:lineRule="auto"/>
+        <w:ind w:firstLine="709"/>
+        <w:contextualSpacing/>
+        <w:jc w:val="both"/>
+        <w:rPr>
+          <w:rFonts w:ascii="Courier New" w:hAnsi="Courier New" w:cs="Courier New"/>
+          <w:sz w:val="24"/>
+          <w:szCs w:val="24"/>
+          <w:lang w:val="en-US"/>
+        </w:rPr>
+      </w:pPr>
+      <w:r>
+        <w:rPr>
+          <w:rFonts w:ascii="Courier New" w:hAnsi="Courier New" w:cs="Courier New"/>
+          <w:sz w:val="24"/>
+          <w:szCs w:val="24"/>
+          <w:lang w:val="en-US"/>
+        </w:rPr>
+        <w:tab/>
+      </w:r>
+      <w:r>
+        <w:rPr>
+          <w:rFonts w:ascii="Courier New" w:hAnsi="Courier New" w:cs="Courier New"/>
+          <w:sz w:val="24"/>
+          <w:szCs w:val="24"/>
+          <w:lang w:val="en-US"/>
+        </w:rPr>
+        <w:tab/>
+        <w:t>while (</w:t>
+      </w:r>
+      <w:proofErr w:type="spellStart"/>
+      <w:r>
+        <w:rPr>
+          <w:rFonts w:ascii="Courier New" w:hAnsi="Courier New" w:cs="Courier New"/>
+          <w:sz w:val="24"/>
+          <w:szCs w:val="24"/>
+          <w:lang w:val="en-US"/>
+        </w:rPr>
+        <w:t>i</w:t>
+      </w:r>
+      <w:proofErr w:type="spellEnd"/>
+      <w:r>
+        <w:rPr>
+          <w:rFonts w:ascii="Courier New" w:hAnsi="Courier New" w:cs="Courier New"/>
+          <w:sz w:val="24"/>
+          <w:szCs w:val="24"/>
+          <w:lang w:val="en-US"/>
+        </w:rPr>
+        <w:t xml:space="preserve"> &lt; size(</w:t>
+      </w:r>
+      <w:proofErr w:type="spellStart"/>
+      <w:r>
+        <w:rPr>
+          <w:rFonts w:ascii="Courier New" w:hAnsi="Courier New" w:cs="Courier New"/>
+          <w:sz w:val="24"/>
+          <w:szCs w:val="24"/>
+          <w:lang w:val="en-US"/>
+        </w:rPr>
+        <w:t>userCords</w:t>
+      </w:r>
+      <w:proofErr w:type="spellEnd"/>
+      <w:r>
+        <w:rPr>
+          <w:rFonts w:ascii="Courier New" w:hAnsi="Courier New" w:cs="Courier New"/>
+          <w:sz w:val="24"/>
+          <w:szCs w:val="24"/>
+          <w:lang w:val="en-US"/>
+        </w:rPr>
+        <w:t>)) {</w:t>
+      </w:r>
+    </w:p>
+    <w:p>
+      <w:pPr>
+        <w:pStyle w:val="1"/>
+        <w:spacing w:line="360" w:lineRule="auto"/>
+        <w:ind w:firstLine="709"/>
+        <w:contextualSpacing/>
+        <w:jc w:val="both"/>
+        <w:rPr>
+          <w:rFonts w:ascii="Courier New" w:hAnsi="Courier New" w:cs="Courier New"/>
+          <w:sz w:val="24"/>
+          <w:szCs w:val="24"/>
+          <w:lang w:val="en-US"/>
+        </w:rPr>
+      </w:pPr>
+      <w:r>
+        <w:rPr>
+          <w:rFonts w:ascii="Courier New" w:hAnsi="Courier New" w:cs="Courier New"/>
+          <w:sz w:val="24"/>
+          <w:szCs w:val="24"/>
+          <w:lang w:val="en-US"/>
+        </w:rPr>
+        <w:tab/>
+      </w:r>
+      <w:r>
+        <w:rPr>
+          <w:rFonts w:ascii="Courier New" w:hAnsi="Courier New" w:cs="Courier New"/>
+          <w:sz w:val="24"/>
+          <w:szCs w:val="24"/>
+          <w:lang w:val="en-US"/>
+        </w:rPr>
+        <w:tab/>
+      </w:r>
+      <w:r>
+        <w:rPr>
+          <w:rFonts w:ascii="Courier New" w:hAnsi="Courier New" w:cs="Courier New"/>
+          <w:sz w:val="24"/>
+          <w:szCs w:val="24"/>
+          <w:lang w:val="en-US"/>
+        </w:rPr>
+        <w:tab/>
+        <w:t>if (</w:t>
+      </w:r>
+      <w:proofErr w:type="spellStart"/>
+      <w:r>
+        <w:rPr>
+          <w:rFonts w:ascii="Courier New" w:hAnsi="Courier New" w:cs="Courier New"/>
+          <w:sz w:val="24"/>
+          <w:szCs w:val="24"/>
+          <w:lang w:val="en-US"/>
+        </w:rPr>
+        <w:t>i</w:t>
+      </w:r>
+      <w:proofErr w:type="spellEnd"/>
+      <w:r>
+        <w:rPr>
+          <w:rFonts w:ascii="Courier New" w:hAnsi="Courier New" w:cs="Courier New"/>
+          <w:sz w:val="24"/>
+          <w:szCs w:val="24"/>
+          <w:lang w:val="en-US"/>
+        </w:rPr>
+        <w:t xml:space="preserve"> == 0) {</w:t>
+      </w:r>
+    </w:p>
+    <w:p>
+      <w:pPr>
+        <w:pStyle w:val="1"/>
+        <w:spacing w:line="360" w:lineRule="auto"/>
+        <w:ind w:firstLine="709"/>
+        <w:contextualSpacing/>
+        <w:jc w:val="both"/>
+        <w:rPr>
+          <w:rFonts w:ascii="Courier New" w:hAnsi="Courier New" w:cs="Courier New"/>
+          <w:sz w:val="24"/>
+          <w:szCs w:val="24"/>
+          <w:lang w:val="en-US"/>
+        </w:rPr>
+      </w:pPr>
+      <w:r>
+        <w:rPr>
+          <w:rFonts w:ascii="Courier New" w:hAnsi="Courier New" w:cs="Courier New"/>
+          <w:sz w:val="24"/>
+          <w:szCs w:val="24"/>
+          <w:lang w:val="en-US"/>
+        </w:rPr>
+        <w:tab/>
+      </w:r>
+      <w:r>
+        <w:rPr>
+          <w:rFonts w:ascii="Courier New" w:hAnsi="Courier New" w:cs="Courier New"/>
+          <w:sz w:val="24"/>
+          <w:szCs w:val="24"/>
+          <w:lang w:val="en-US"/>
+        </w:rPr>
+        <w:tab/>
+      </w:r>
+      <w:r>
+        <w:rPr>
+          <w:rFonts w:ascii="Courier New" w:hAnsi="Courier New" w:cs="Courier New"/>
+          <w:sz w:val="24"/>
+          <w:szCs w:val="24"/>
+          <w:lang w:val="en-US"/>
+        </w:rPr>
+        <w:tab/>
+      </w:r>
+      <w:r>
+        <w:rPr>
+          <w:rFonts w:ascii="Courier New" w:hAnsi="Courier New" w:cs="Courier New"/>
+          <w:sz w:val="24"/>
+          <w:szCs w:val="24"/>
+          <w:lang w:val="en-US"/>
+        </w:rPr>
+        <w:tab/>
+      </w:r>
+      <w:proofErr w:type="spellStart"/>
+      <w:r>
+        <w:rPr>
+          <w:rFonts w:ascii="Courier New" w:hAnsi="Courier New" w:cs="Courier New"/>
+          <w:sz w:val="24"/>
+          <w:szCs w:val="24"/>
+          <w:lang w:val="en-US"/>
+        </w:rPr>
+        <w:t>cout</w:t>
+      </w:r>
+      <w:proofErr w:type="spellEnd"/>
+      <w:r>
+        <w:rPr>
+          <w:rFonts w:ascii="Courier New" w:hAnsi="Courier New" w:cs="Courier New"/>
+          <w:sz w:val="24"/>
+          <w:szCs w:val="24"/>
+          <w:lang w:val="en-US"/>
+        </w:rPr>
+        <w:t xml:space="preserve"> &lt;&lt; "x: ";</w:t>
+      </w:r>
+    </w:p>
+    <w:p>
+      <w:pPr>
+        <w:pStyle w:val="1"/>
+        <w:spacing w:line="360" w:lineRule="auto"/>
+        <w:ind w:firstLine="709"/>
+        <w:contextualSpacing/>
+        <w:jc w:val="both"/>
+        <w:rPr>
+          <w:rFonts w:ascii="Courier New" w:hAnsi="Courier New" w:cs="Courier New"/>
+          <w:sz w:val="24"/>
+          <w:szCs w:val="24"/>
+          <w:lang w:val="en-US"/>
+        </w:rPr>
+      </w:pPr>
+      <w:r>
+        <w:rPr>
+          <w:rFonts w:ascii="Courier New" w:hAnsi="Courier New" w:cs="Courier New"/>
+          <w:sz w:val="24"/>
+          <w:szCs w:val="24"/>
+          <w:lang w:val="en-US"/>
+        </w:rPr>
+        <w:tab/>
+      </w:r>
+      <w:r>
+        <w:rPr>
+          <w:rFonts w:ascii="Courier New" w:hAnsi="Courier New" w:cs="Courier New"/>
+          <w:sz w:val="24"/>
+          <w:szCs w:val="24"/>
+          <w:lang w:val="en-US"/>
+        </w:rPr>
+        <w:tab/>
+      </w:r>
+      <w:r>
+        <w:rPr>
+          <w:rFonts w:ascii="Courier New" w:hAnsi="Courier New" w:cs="Courier New"/>
+          <w:sz w:val="24"/>
+          <w:szCs w:val="24"/>
+          <w:lang w:val="en-US"/>
+        </w:rPr>
+        <w:tab/>
+        <w:t>}</w:t>
+      </w:r>
+    </w:p>
+    <w:p>
+      <w:pPr>
+        <w:pStyle w:val="1"/>
+        <w:spacing w:line="360" w:lineRule="auto"/>
+        <w:ind w:firstLine="709"/>
+        <w:contextualSpacing/>
+        <w:jc w:val="both"/>
+        <w:rPr>
+          <w:rFonts w:ascii="Courier New" w:hAnsi="Courier New" w:cs="Courier New"/>
+          <w:sz w:val="24"/>
+          <w:szCs w:val="24"/>
+          <w:lang w:val="en-US"/>
+        </w:rPr>
+      </w:pPr>
+      <w:r>
+        <w:rPr>
+          <w:rFonts w:ascii="Courier New" w:hAnsi="Courier New" w:cs="Courier New"/>
+          <w:sz w:val="24"/>
+          <w:szCs w:val="24"/>
+          <w:lang w:val="en-US"/>
+        </w:rPr>
+        <w:tab/>
+      </w:r>
+      <w:r>
+        <w:rPr>
+          <w:rFonts w:ascii="Courier New" w:hAnsi="Courier New" w:cs="Courier New"/>
+          <w:sz w:val="24"/>
+          <w:szCs w:val="24"/>
+          <w:lang w:val="en-US"/>
+        </w:rPr>
+        <w:tab/>
+      </w:r>
+      <w:r>
+        <w:rPr>
+          <w:rFonts w:ascii="Courier New" w:hAnsi="Courier New" w:cs="Courier New"/>
+          <w:sz w:val="24"/>
+          <w:szCs w:val="24"/>
+          <w:lang w:val="en-US"/>
+        </w:rPr>
+        <w:tab/>
+        <w:t>else {</w:t>
+      </w:r>
+    </w:p>
+    <w:p>
+      <w:pPr>
+        <w:pStyle w:val="1"/>
+        <w:spacing w:line="360" w:lineRule="auto"/>
+        <w:ind w:firstLine="709"/>
+        <w:contextualSpacing/>
+        <w:jc w:val="both"/>
+        <w:rPr>
+          <w:rFonts w:ascii="Courier New" w:hAnsi="Courier New" w:cs="Courier New"/>
+          <w:sz w:val="24"/>
+          <w:szCs w:val="24"/>
+          <w:lang w:val="en-US"/>
+        </w:rPr>
+      </w:pPr>
+      <w:r>
+        <w:rPr>
+          <w:rFonts w:ascii="Courier New" w:hAnsi="Courier New" w:cs="Courier New"/>
+          <w:sz w:val="24"/>
+          <w:szCs w:val="24"/>
+          <w:lang w:val="en-US"/>
+        </w:rPr>
+        <w:tab/>
+      </w:r>
+      <w:r>
+        <w:rPr>
+          <w:rFonts w:ascii="Courier New" w:hAnsi="Courier New" w:cs="Courier New"/>
+          <w:sz w:val="24"/>
+          <w:szCs w:val="24"/>
+          <w:lang w:val="en-US"/>
+        </w:rPr>
+        <w:tab/>
+      </w:r>
+      <w:r>
+        <w:rPr>
+          <w:rFonts w:ascii="Courier New" w:hAnsi="Courier New" w:cs="Courier New"/>
+          <w:sz w:val="24"/>
+          <w:szCs w:val="24"/>
+          <w:lang w:val="en-US"/>
+        </w:rPr>
+        <w:tab/>
+      </w:r>
+      <w:r>
+        <w:rPr>
+          <w:rFonts w:ascii="Courier New" w:hAnsi="Courier New" w:cs="Courier New"/>
+          <w:sz w:val="24"/>
+          <w:szCs w:val="24"/>
+          <w:lang w:val="en-US"/>
+        </w:rPr>
+        <w:tab/>
+      </w:r>
+      <w:proofErr w:type="spellStart"/>
+      <w:r>
+        <w:rPr>
+          <w:rFonts w:ascii="Courier New" w:hAnsi="Courier New" w:cs="Courier New"/>
+          <w:sz w:val="24"/>
+          <w:szCs w:val="24"/>
+          <w:lang w:val="en-US"/>
+        </w:rPr>
+        <w:t>cout</w:t>
+      </w:r>
+      <w:proofErr w:type="spellEnd"/>
+      <w:r>
+        <w:rPr>
+          <w:rFonts w:ascii="Courier New" w:hAnsi="Courier New" w:cs="Courier New"/>
+          <w:sz w:val="24"/>
+          <w:szCs w:val="24"/>
+          <w:lang w:val="en-US"/>
+        </w:rPr>
+        <w:t xml:space="preserve"> &lt;&lt; "y: ";</w:t>
+      </w:r>
+    </w:p>
+    <w:p>
+      <w:pPr>
+        <w:pStyle w:val="1"/>
+        <w:spacing w:line="360" w:lineRule="auto"/>
+        <w:ind w:firstLine="709"/>
+        <w:contextualSpacing/>
+        <w:jc w:val="both"/>
+        <w:rPr>
+          <w:rFonts w:ascii="Courier New" w:hAnsi="Courier New" w:cs="Courier New"/>
+          <w:sz w:val="24"/>
+          <w:szCs w:val="24"/>
+          <w:lang w:val="en-US"/>
+        </w:rPr>
+      </w:pPr>
+      <w:r>
+        <w:rPr>
+          <w:rFonts w:ascii="Courier New" w:hAnsi="Courier New" w:cs="Courier New"/>
+          <w:sz w:val="24"/>
+          <w:szCs w:val="24"/>
+          <w:lang w:val="en-US"/>
+        </w:rPr>
+        <w:tab/>
+      </w:r>
+      <w:r>
+        <w:rPr>
+          <w:rFonts w:ascii="Courier New" w:hAnsi="Courier New" w:cs="Courier New"/>
+          <w:sz w:val="24"/>
+          <w:szCs w:val="24"/>
+          <w:lang w:val="en-US"/>
+        </w:rPr>
+        <w:tab/>
+      </w:r>
+      <w:r>
+        <w:rPr>
+          <w:rFonts w:ascii="Courier New" w:hAnsi="Courier New" w:cs="Courier New"/>
+          <w:sz w:val="24"/>
+          <w:szCs w:val="24"/>
+          <w:lang w:val="en-US"/>
+        </w:rPr>
+        <w:tab/>
+        <w:t>};</w:t>
+      </w:r>
+    </w:p>
+    <w:p>
+      <w:pPr>
+        <w:pStyle w:val="1"/>
+        <w:spacing w:line="360" w:lineRule="auto"/>
+        <w:ind w:firstLine="709"/>
+        <w:contextualSpacing/>
+        <w:jc w:val="both"/>
+        <w:rPr>
+          <w:rFonts w:ascii="Courier New" w:hAnsi="Courier New" w:cs="Courier New"/>
+          <w:sz w:val="24"/>
+          <w:szCs w:val="24"/>
+          <w:lang w:val="en-US"/>
+        </w:rPr>
+      </w:pPr>
+      <w:r>
+        <w:rPr>
+          <w:rFonts w:ascii="Courier New" w:hAnsi="Courier New" w:cs="Courier New"/>
+          <w:sz w:val="24"/>
+          <w:szCs w:val="24"/>
+          <w:lang w:val="en-US"/>
+        </w:rPr>
+        <w:tab/>
+      </w:r>
+      <w:r>
+        <w:rPr>
+          <w:rFonts w:ascii="Courier New" w:hAnsi="Courier New" w:cs="Courier New"/>
+          <w:sz w:val="24"/>
+          <w:szCs w:val="24"/>
+          <w:lang w:val="en-US"/>
+        </w:rPr>
+        <w:tab/>
+      </w:r>
+      <w:r>
+        <w:rPr>
+          <w:rFonts w:ascii="Courier New" w:hAnsi="Courier New" w:cs="Courier New"/>
+          <w:sz w:val="24"/>
+          <w:szCs w:val="24"/>
+          <w:lang w:val="en-US"/>
+        </w:rPr>
+        <w:tab/>
+      </w:r>
+      <w:proofErr w:type="spellStart"/>
+      <w:r>
+        <w:rPr>
+          <w:rFonts w:ascii="Courier New" w:hAnsi="Courier New" w:cs="Courier New"/>
+          <w:sz w:val="24"/>
+          <w:szCs w:val="24"/>
+          <w:lang w:val="en-US"/>
+        </w:rPr>
+        <w:t>cin</w:t>
+      </w:r>
+      <w:proofErr w:type="spellEnd"/>
+      <w:r>
+        <w:rPr>
+          <w:rFonts w:ascii="Courier New" w:hAnsi="Courier New" w:cs="Courier New"/>
+          <w:sz w:val="24"/>
+          <w:szCs w:val="24"/>
+          <w:lang w:val="en-US"/>
+        </w:rPr>
+        <w:t xml:space="preserve"> &gt;&gt; </w:t>
+      </w:r>
+      <w:proofErr w:type="spellStart"/>
+      <w:r>
+        <w:rPr>
+          <w:rFonts w:ascii="Courier New" w:hAnsi="Courier New" w:cs="Courier New"/>
+          <w:sz w:val="24"/>
+          <w:szCs w:val="24"/>
+          <w:lang w:val="en-US"/>
+        </w:rPr>
+        <w:t>userCords</w:t>
+      </w:r>
+      <w:proofErr w:type="spellEnd"/>
+      <w:r>
+        <w:rPr>
+          <w:rFonts w:ascii="Courier New" w:hAnsi="Courier New" w:cs="Courier New"/>
+          <w:sz w:val="24"/>
+          <w:szCs w:val="24"/>
+          <w:lang w:val="en-US"/>
+        </w:rPr>
+        <w:t>[</w:t>
+      </w:r>
+      <w:proofErr w:type="spellStart"/>
+      <w:r>
+        <w:rPr>
+          <w:rFonts w:ascii="Courier New" w:hAnsi="Courier New" w:cs="Courier New"/>
+          <w:sz w:val="24"/>
+          <w:szCs w:val="24"/>
+          <w:lang w:val="en-US"/>
+        </w:rPr>
+        <w:t>i</w:t>
+      </w:r>
+      <w:proofErr w:type="spellEnd"/>
+      <w:r>
+        <w:rPr>
+          <w:rFonts w:ascii="Courier New" w:hAnsi="Courier New" w:cs="Courier New"/>
+          <w:sz w:val="24"/>
+          <w:szCs w:val="24"/>
+          <w:lang w:val="en-US"/>
+        </w:rPr>
+        <w:t>];</w:t>
+      </w:r>
+    </w:p>
+    <w:p>
+      <w:pPr>
+        <w:pStyle w:val="1"/>
+        <w:spacing w:line="360" w:lineRule="auto"/>
+        <w:ind w:firstLine="709"/>
+        <w:contextualSpacing/>
+        <w:jc w:val="both"/>
+        <w:rPr>
+          <w:rFonts w:ascii="Courier New" w:hAnsi="Courier New" w:cs="Courier New"/>
+          <w:sz w:val="24"/>
+          <w:szCs w:val="24"/>
+          <w:lang w:val="en-US"/>
+        </w:rPr>
+      </w:pPr>
+      <w:r>
+        <w:rPr>
+          <w:rFonts w:ascii="Courier New" w:hAnsi="Courier New" w:cs="Courier New"/>
+          <w:sz w:val="24"/>
+          <w:szCs w:val="24"/>
+          <w:lang w:val="en-US"/>
+        </w:rPr>
+        <w:tab/>
+      </w:r>
+      <w:r>
+        <w:rPr>
+          <w:rFonts w:ascii="Courier New" w:hAnsi="Courier New" w:cs="Courier New"/>
+          <w:sz w:val="24"/>
+          <w:szCs w:val="24"/>
+          <w:lang w:val="en-US"/>
+        </w:rPr>
+        <w:tab/>
+      </w:r>
+      <w:r>
+        <w:rPr>
+          <w:rFonts w:ascii="Courier New" w:hAnsi="Courier New" w:cs="Courier New"/>
+          <w:sz w:val="24"/>
+          <w:szCs w:val="24"/>
+          <w:lang w:val="en-US"/>
+        </w:rPr>
+        <w:tab/>
+      </w:r>
+    </w:p>
+    <w:p>
+      <w:pPr>
+        <w:pStyle w:val="1"/>
+        <w:spacing w:line="360" w:lineRule="auto"/>
+        <w:ind w:firstLine="709"/>
+        <w:contextualSpacing/>
+        <w:jc w:val="both"/>
+        <w:rPr>
+          <w:rFonts w:ascii="Courier New" w:hAnsi="Courier New" w:cs="Courier New"/>
+          <w:sz w:val="24"/>
+          <w:szCs w:val="24"/>
+          <w:lang w:val="en-US"/>
+        </w:rPr>
+      </w:pPr>
+      <w:r>
+        <w:rPr>
+          <w:rFonts w:ascii="Courier New" w:hAnsi="Courier New" w:cs="Courier New"/>
+          <w:sz w:val="24"/>
+          <w:szCs w:val="24"/>
+          <w:lang w:val="en-US"/>
+        </w:rPr>
+        <w:tab/>
+      </w:r>
+      <w:r>
+        <w:rPr>
+          <w:rFonts w:ascii="Courier New" w:hAnsi="Courier New" w:cs="Courier New"/>
+          <w:sz w:val="24"/>
+          <w:szCs w:val="24"/>
+          <w:lang w:val="en-US"/>
+        </w:rPr>
+        <w:tab/>
+      </w:r>
+      <w:r>
+        <w:rPr>
+          <w:rFonts w:ascii="Courier New" w:hAnsi="Courier New" w:cs="Courier New"/>
+          <w:sz w:val="24"/>
+          <w:szCs w:val="24"/>
+          <w:lang w:val="en-US"/>
+        </w:rPr>
+        <w:tab/>
+      </w:r>
+      <w:proofErr w:type="spellStart"/>
+      <w:r>
+        <w:rPr>
+          <w:rFonts w:ascii="Courier New" w:hAnsi="Courier New" w:cs="Courier New"/>
+          <w:sz w:val="24"/>
+          <w:szCs w:val="24"/>
+          <w:lang w:val="en-US"/>
+        </w:rPr>
+        <w:t>i</w:t>
+      </w:r>
+      <w:proofErr w:type="spellEnd"/>
+      <w:r>
+        <w:rPr>
+          <w:rFonts w:ascii="Courier New" w:hAnsi="Courier New" w:cs="Courier New"/>
+          <w:sz w:val="24"/>
+          <w:szCs w:val="24"/>
+          <w:lang w:val="en-US"/>
+        </w:rPr>
+        <w:t>++;</w:t>
+      </w:r>
+    </w:p>
+    <w:p>
+      <w:pPr>
+        <w:pStyle w:val="1"/>
+        <w:spacing w:line="360" w:lineRule="auto"/>
+        <w:ind w:firstLine="709"/>
+        <w:contextualSpacing/>
+        <w:jc w:val="both"/>
+        <w:rPr>
+          <w:rFonts w:ascii="Courier New" w:hAnsi="Courier New" w:cs="Courier New"/>
+          <w:sz w:val="24"/>
+          <w:szCs w:val="24"/>
+          <w:lang w:val="en-US"/>
+        </w:rPr>
+      </w:pPr>
+      <w:r>
+        <w:rPr>
+          <w:rFonts w:ascii="Courier New" w:hAnsi="Courier New" w:cs="Courier New"/>
+          <w:sz w:val="24"/>
+          <w:szCs w:val="24"/>
+          <w:lang w:val="en-US"/>
+        </w:rPr>
+        <w:tab/>
+      </w:r>
+      <w:r>
+        <w:rPr>
+          <w:rFonts w:ascii="Courier New" w:hAnsi="Courier New" w:cs="Courier New"/>
+          <w:sz w:val="24"/>
+          <w:szCs w:val="24"/>
+          <w:lang w:val="en-US"/>
+        </w:rPr>
+        <w:tab/>
+        <w:t>};</w:t>
+      </w:r>
+    </w:p>
+    <w:p>
+      <w:pPr>
+        <w:pStyle w:val="1"/>
+        <w:spacing w:line="360" w:lineRule="auto"/>
+        <w:ind w:firstLine="709"/>
+        <w:contextualSpacing/>
+        <w:jc w:val="both"/>
+        <w:rPr>
+          <w:rFonts w:ascii="Courier New" w:hAnsi="Courier New" w:cs="Courier New"/>
+          <w:sz w:val="24"/>
+          <w:szCs w:val="24"/>
+          <w:lang w:val="en-US"/>
+        </w:rPr>
+      </w:pPr>
+    </w:p>
+    <w:p>
+      <w:pPr>
+        <w:pStyle w:val="1"/>
+        <w:spacing w:line="360" w:lineRule="auto"/>
+        <w:ind w:firstLine="709"/>
+        <w:contextualSpacing/>
+        <w:jc w:val="both"/>
+        <w:rPr>
+          <w:rFonts w:ascii="Courier New" w:hAnsi="Courier New" w:cs="Courier New"/>
+          <w:sz w:val="24"/>
+          <w:szCs w:val="24"/>
+          <w:lang w:val="en-US"/>
+        </w:rPr>
+      </w:pPr>
+      <w:r>
+        <w:rPr>
+          <w:rFonts w:ascii="Courier New" w:hAnsi="Courier New" w:cs="Courier New"/>
+          <w:sz w:val="24"/>
+          <w:szCs w:val="24"/>
+          <w:lang w:val="en-US"/>
+        </w:rPr>
+        <w:tab/>
+      </w:r>
+      <w:r>
+        <w:rPr>
+          <w:rFonts w:ascii="Courier New" w:hAnsi="Courier New" w:cs="Courier New"/>
+          <w:sz w:val="24"/>
+          <w:szCs w:val="24"/>
+          <w:lang w:val="en-US"/>
+        </w:rPr>
+        <w:tab/>
+        <w:t>if (</w:t>
+      </w:r>
+    </w:p>
+    <w:p>
+      <w:pPr>
+        <w:pStyle w:val="1"/>
+        <w:spacing w:line="360" w:lineRule="auto"/>
+        <w:ind w:firstLine="709"/>
+        <w:contextualSpacing/>
+        <w:jc w:val="both"/>
+        <w:rPr>
+          <w:rFonts w:ascii="Courier New" w:hAnsi="Courier New" w:cs="Courier New"/>
+          <w:sz w:val="24"/>
+          <w:szCs w:val="24"/>
+          <w:lang w:val="en-US"/>
+        </w:rPr>
+      </w:pPr>
+      <w:r>
+        <w:rPr>
+          <w:rFonts w:ascii="Courier New" w:hAnsi="Courier New" w:cs="Courier New"/>
+          <w:sz w:val="24"/>
+          <w:szCs w:val="24"/>
+          <w:lang w:val="en-US"/>
+        </w:rPr>
+        <w:tab/>
+      </w:r>
+      <w:r>
+        <w:rPr>
+          <w:rFonts w:ascii="Courier New" w:hAnsi="Courier New" w:cs="Courier New"/>
+          <w:sz w:val="24"/>
+          <w:szCs w:val="24"/>
+          <w:lang w:val="en-US"/>
+        </w:rPr>
+        <w:tab/>
+      </w:r>
+      <w:r>
+        <w:rPr>
+          <w:rFonts w:ascii="Courier New" w:hAnsi="Courier New" w:cs="Courier New"/>
+          <w:sz w:val="24"/>
+          <w:szCs w:val="24"/>
+          <w:lang w:val="en-US"/>
+        </w:rPr>
+        <w:tab/>
+      </w:r>
+      <w:proofErr w:type="spellStart"/>
+      <w:proofErr w:type="gramStart"/>
+      <w:r>
+        <w:rPr>
+          <w:rFonts w:ascii="Courier New" w:hAnsi="Courier New" w:cs="Courier New"/>
+          <w:sz w:val="24"/>
+          <w:szCs w:val="24"/>
+          <w:lang w:val="en-US"/>
+        </w:rPr>
+        <w:t>userCords</w:t>
+      </w:r>
+      <w:proofErr w:type="spellEnd"/>
+      <w:r>
+        <w:rPr>
+          <w:rFonts w:ascii="Courier New" w:hAnsi="Courier New" w:cs="Courier New"/>
+          <w:sz w:val="24"/>
+          <w:szCs w:val="24"/>
+          <w:lang w:val="en-US"/>
+        </w:rPr>
+        <w:t>[</w:t>
+      </w:r>
+      <w:proofErr w:type="gramEnd"/>
+      <w:r>
+        <w:rPr>
+          <w:rFonts w:ascii="Courier New" w:hAnsi="Courier New" w:cs="Courier New"/>
+          <w:sz w:val="24"/>
+          <w:szCs w:val="24"/>
+          <w:lang w:val="en-US"/>
+        </w:rPr>
+        <w:t xml:space="preserve">0] == 0 </w:t>
+      </w:r>
+    </w:p>
+    <w:p>
+      <w:pPr>
+        <w:pStyle w:val="1"/>
+        <w:spacing w:line="360" w:lineRule="auto"/>
+        <w:ind w:firstLine="709"/>
+        <w:contextualSpacing/>
+        <w:jc w:val="both"/>
+        <w:rPr>
+          <w:rFonts w:ascii="Courier New" w:hAnsi="Courier New" w:cs="Courier New"/>
+          <w:sz w:val="24"/>
+          <w:szCs w:val="24"/>
+          <w:lang w:val="en-US"/>
+        </w:rPr>
+      </w:pPr>
+      <w:r>
+        <w:rPr>
+          <w:rFonts w:ascii="Courier New" w:hAnsi="Courier New" w:cs="Courier New"/>
+          <w:sz w:val="24"/>
+          <w:szCs w:val="24"/>
+          <w:lang w:val="en-US"/>
+        </w:rPr>
+        <w:tab/>
+      </w:r>
+      <w:r>
+        <w:rPr>
+          <w:rFonts w:ascii="Courier New" w:hAnsi="Courier New" w:cs="Courier New"/>
+          <w:sz w:val="24"/>
+          <w:szCs w:val="24"/>
+          <w:lang w:val="en-US"/>
+        </w:rPr>
+        <w:tab/>
+      </w:r>
+      <w:r>
+        <w:rPr>
+          <w:rFonts w:ascii="Courier New" w:hAnsi="Courier New" w:cs="Courier New"/>
+          <w:sz w:val="24"/>
+          <w:szCs w:val="24"/>
+          <w:lang w:val="en-US"/>
+        </w:rPr>
+        <w:tab/>
+        <w:t>&amp;&amp;</w:t>
+      </w:r>
+    </w:p>
+    <w:p>
+      <w:pPr>
+        <w:pStyle w:val="1"/>
+        <w:spacing w:line="360" w:lineRule="auto"/>
+        <w:ind w:firstLine="709"/>
+        <w:contextualSpacing/>
+        <w:jc w:val="both"/>
+        <w:rPr>
+          <w:rFonts w:ascii="Courier New" w:hAnsi="Courier New" w:cs="Courier New"/>
+          <w:sz w:val="24"/>
+          <w:szCs w:val="24"/>
+          <w:lang w:val="en-US"/>
+        </w:rPr>
+      </w:pPr>
+      <w:r>
+        <w:rPr>
+          <w:rFonts w:ascii="Courier New" w:hAnsi="Courier New" w:cs="Courier New"/>
+          <w:sz w:val="24"/>
+          <w:szCs w:val="24"/>
+          <w:lang w:val="en-US"/>
+        </w:rPr>
+        <w:tab/>
+      </w:r>
+      <w:r>
+        <w:rPr>
+          <w:rFonts w:ascii="Courier New" w:hAnsi="Courier New" w:cs="Courier New"/>
+          <w:sz w:val="24"/>
+          <w:szCs w:val="24"/>
+          <w:lang w:val="en-US"/>
+        </w:rPr>
+        <w:tab/>
+      </w:r>
+      <w:r>
+        <w:rPr>
+          <w:rFonts w:ascii="Courier New" w:hAnsi="Courier New" w:cs="Courier New"/>
+          <w:sz w:val="24"/>
+          <w:szCs w:val="24"/>
+          <w:lang w:val="en-US"/>
+        </w:rPr>
+        <w:tab/>
+      </w:r>
+      <w:proofErr w:type="spellStart"/>
+      <w:proofErr w:type="gramStart"/>
+      <w:r>
+        <w:rPr>
+          <w:rFonts w:ascii="Courier New" w:hAnsi="Courier New" w:cs="Courier New"/>
+          <w:sz w:val="24"/>
+          <w:szCs w:val="24"/>
+          <w:lang w:val="en-US"/>
+        </w:rPr>
+        <w:t>userCords</w:t>
+      </w:r>
+      <w:proofErr w:type="spellEnd"/>
+      <w:r>
+        <w:rPr>
+          <w:rFonts w:ascii="Courier New" w:hAnsi="Courier New" w:cs="Courier New"/>
+          <w:sz w:val="24"/>
+          <w:szCs w:val="24"/>
+          <w:lang w:val="en-US"/>
+        </w:rPr>
+        <w:t>[</w:t>
+      </w:r>
+      <w:proofErr w:type="gramEnd"/>
+      <w:r>
+        <w:rPr>
+          <w:rFonts w:ascii="Courier New" w:hAnsi="Courier New" w:cs="Courier New"/>
+          <w:sz w:val="24"/>
+          <w:szCs w:val="24"/>
+          <w:lang w:val="en-US"/>
+        </w:rPr>
+        <w:t>1] == 0</w:t>
+      </w:r>
+    </w:p>
+    <w:p>
+      <w:pPr>
+        <w:pStyle w:val="1"/>
+        <w:spacing w:line="360" w:lineRule="auto"/>
+        <w:ind w:firstLine="709"/>
+        <w:contextualSpacing/>
+        <w:jc w:val="both"/>
+        <w:rPr>
+          <w:rFonts w:ascii="Courier New" w:hAnsi="Courier New" w:cs="Courier New"/>
+          <w:sz w:val="24"/>
+          <w:szCs w:val="24"/>
+          <w:lang w:val="en-US"/>
+        </w:rPr>
+      </w:pPr>
+      <w:r>
+        <w:rPr>
+          <w:rFonts w:ascii="Courier New" w:hAnsi="Courier New" w:cs="Courier New"/>
+          <w:sz w:val="24"/>
+          <w:szCs w:val="24"/>
+          <w:lang w:val="en-US"/>
+        </w:rPr>
+        <w:tab/>
+      </w:r>
+      <w:r>
+        <w:rPr>
+          <w:rFonts w:ascii="Courier New" w:hAnsi="Courier New" w:cs="Courier New"/>
+          <w:sz w:val="24"/>
+          <w:szCs w:val="24"/>
+          <w:lang w:val="en-US"/>
+        </w:rPr>
+        <w:tab/>
+      </w:r>
+      <w:r>
+        <w:rPr>
+          <w:rFonts w:ascii="Courier New" w:hAnsi="Courier New" w:cs="Courier New"/>
+          <w:sz w:val="24"/>
+          <w:szCs w:val="24"/>
+          <w:lang w:val="en-US"/>
+        </w:rPr>
+        <w:tab/>
+        <w:t>)</w:t>
+      </w:r>
+    </w:p>
+    <w:p>
+      <w:pPr>
+        <w:pStyle w:val="1"/>
+        <w:spacing w:line="360" w:lineRule="auto"/>
+        <w:ind w:firstLine="709"/>
+        <w:contextualSpacing/>
+        <w:jc w:val="both"/>
+        <w:rPr>
+          <w:rFonts w:ascii="Courier New" w:hAnsi="Courier New" w:cs="Courier New"/>
+          <w:sz w:val="24"/>
+          <w:szCs w:val="24"/>
+          <w:lang w:val="en-US"/>
+        </w:rPr>
+      </w:pPr>
+      <w:r>
+        <w:rPr>
+          <w:rFonts w:ascii="Courier New" w:hAnsi="Courier New" w:cs="Courier New"/>
+          <w:sz w:val="24"/>
+          <w:szCs w:val="24"/>
+          <w:lang w:val="en-US"/>
+        </w:rPr>
+        <w:tab/>
+      </w:r>
+      <w:r>
+        <w:rPr>
+          <w:rFonts w:ascii="Courier New" w:hAnsi="Courier New" w:cs="Courier New"/>
+          <w:sz w:val="24"/>
+          <w:szCs w:val="24"/>
+          <w:lang w:val="en-US"/>
+        </w:rPr>
+        <w:tab/>
+        <w:t>{break;}</w:t>
+      </w:r>
+    </w:p>
+    <w:p>
+      <w:pPr>
+        <w:pStyle w:val="1"/>
+        <w:spacing w:line="360" w:lineRule="auto"/>
+        <w:ind w:firstLine="709"/>
+        <w:contextualSpacing/>
+        <w:jc w:val="both"/>
+        <w:rPr>
+          <w:rFonts w:ascii="Courier New" w:hAnsi="Courier New" w:cs="Courier New"/>
+          <w:sz w:val="24"/>
+          <w:szCs w:val="24"/>
+          <w:lang w:val="en-US"/>
+        </w:rPr>
+      </w:pPr>
+      <w:r>
+        <w:rPr>
+          <w:rFonts w:ascii="Courier New" w:hAnsi="Courier New" w:cs="Courier New"/>
+          <w:sz w:val="24"/>
+          <w:szCs w:val="24"/>
+          <w:lang w:val="en-US"/>
+        </w:rPr>
+        <w:tab/>
+      </w:r>
+      <w:r>
+        <w:rPr>
+          <w:rFonts w:ascii="Courier New" w:hAnsi="Courier New" w:cs="Courier New"/>
+          <w:sz w:val="24"/>
+          <w:szCs w:val="24"/>
+          <w:lang w:val="en-US"/>
+        </w:rPr>
+        <w:tab/>
+        <w:t>else {</w:t>
+      </w:r>
+    </w:p>
+    <w:p>
+      <w:pPr>
+        <w:pStyle w:val="1"/>
+        <w:spacing w:line="360" w:lineRule="auto"/>
+        <w:ind w:firstLine="709"/>
+        <w:contextualSpacing/>
+        <w:jc w:val="both"/>
+        <w:rPr>
+          <w:rFonts w:ascii="Courier New" w:hAnsi="Courier New" w:cs="Courier New"/>
+          <w:sz w:val="24"/>
+          <w:szCs w:val="24"/>
+          <w:lang w:val="en-US"/>
+        </w:rPr>
+      </w:pPr>
+      <w:r>
+        <w:rPr>
+          <w:rFonts w:ascii="Courier New" w:hAnsi="Courier New" w:cs="Courier New"/>
+          <w:sz w:val="24"/>
+          <w:szCs w:val="24"/>
+          <w:lang w:val="en-US"/>
+        </w:rPr>
+        <w:tab/>
+      </w:r>
+      <w:r>
+        <w:rPr>
+          <w:rFonts w:ascii="Courier New" w:hAnsi="Courier New" w:cs="Courier New"/>
+          <w:sz w:val="24"/>
+          <w:szCs w:val="24"/>
+          <w:lang w:val="en-US"/>
+        </w:rPr>
+        <w:tab/>
+      </w:r>
+      <w:r>
+        <w:rPr>
+          <w:rFonts w:ascii="Courier New" w:hAnsi="Courier New" w:cs="Courier New"/>
+          <w:sz w:val="24"/>
+          <w:szCs w:val="24"/>
+          <w:lang w:val="en-US"/>
+        </w:rPr>
+        <w:tab/>
+        <w:t>if (</w:t>
+      </w:r>
+    </w:p>
+    <w:p>
+      <w:pPr>
+        <w:pStyle w:val="1"/>
+        <w:spacing w:line="360" w:lineRule="auto"/>
+        <w:ind w:firstLine="709"/>
+        <w:contextualSpacing/>
+        <w:jc w:val="both"/>
+        <w:rPr>
+          <w:rFonts w:ascii="Courier New" w:hAnsi="Courier New" w:cs="Courier New"/>
+          <w:sz w:val="24"/>
+          <w:szCs w:val="24"/>
+          <w:lang w:val="en-US"/>
+        </w:rPr>
+      </w:pPr>
+      <w:r>
+        <w:rPr>
+          <w:rFonts w:ascii="Courier New" w:hAnsi="Courier New" w:cs="Courier New"/>
+          <w:sz w:val="24"/>
+          <w:szCs w:val="24"/>
+          <w:lang w:val="en-US"/>
+        </w:rPr>
+        <w:lastRenderedPageBreak/>
+        <w:tab/>
+      </w:r>
+      <w:r>
+        <w:rPr>
+          <w:rFonts w:ascii="Courier New" w:hAnsi="Courier New" w:cs="Courier New"/>
+          <w:sz w:val="24"/>
+          <w:szCs w:val="24"/>
+          <w:lang w:val="en-US"/>
+        </w:rPr>
+        <w:tab/>
+      </w:r>
+      <w:r>
+        <w:rPr>
+          <w:rFonts w:ascii="Courier New" w:hAnsi="Courier New" w:cs="Courier New"/>
+          <w:sz w:val="24"/>
+          <w:szCs w:val="24"/>
+          <w:lang w:val="en-US"/>
+        </w:rPr>
+        <w:tab/>
+      </w:r>
+      <w:r>
+        <w:rPr>
+          <w:rFonts w:ascii="Courier New" w:hAnsi="Courier New" w:cs="Courier New"/>
+          <w:sz w:val="24"/>
+          <w:szCs w:val="24"/>
+          <w:lang w:val="en-US"/>
+        </w:rPr>
+        <w:tab/>
+      </w:r>
+      <w:proofErr w:type="spellStart"/>
+      <w:proofErr w:type="gramStart"/>
+      <w:r>
+        <w:rPr>
+          <w:rFonts w:ascii="Courier New" w:hAnsi="Courier New" w:cs="Courier New"/>
+          <w:sz w:val="24"/>
+          <w:szCs w:val="24"/>
+          <w:lang w:val="en-US"/>
+        </w:rPr>
+        <w:t>userCords</w:t>
+      </w:r>
+      <w:proofErr w:type="spellEnd"/>
+      <w:r>
+        <w:rPr>
+          <w:rFonts w:ascii="Courier New" w:hAnsi="Courier New" w:cs="Courier New"/>
+          <w:sz w:val="24"/>
+          <w:szCs w:val="24"/>
+          <w:lang w:val="en-US"/>
+        </w:rPr>
+        <w:t>[</w:t>
+      </w:r>
+      <w:proofErr w:type="gramEnd"/>
+      <w:r>
+        <w:rPr>
+          <w:rFonts w:ascii="Courier New" w:hAnsi="Courier New" w:cs="Courier New"/>
+          <w:sz w:val="24"/>
+          <w:szCs w:val="24"/>
+          <w:lang w:val="en-US"/>
+        </w:rPr>
+        <w:t>1] &lt; 0</w:t>
+      </w:r>
+    </w:p>
+    <w:p>
+      <w:pPr>
+        <w:pStyle w:val="1"/>
+        <w:spacing w:line="360" w:lineRule="auto"/>
+        <w:ind w:firstLine="709"/>
+        <w:contextualSpacing/>
+        <w:jc w:val="both"/>
+        <w:rPr>
+          <w:rFonts w:ascii="Courier New" w:hAnsi="Courier New" w:cs="Courier New"/>
+          <w:sz w:val="24"/>
+          <w:szCs w:val="24"/>
+          <w:lang w:val="en-US"/>
+        </w:rPr>
+      </w:pPr>
+      <w:r>
+        <w:rPr>
+          <w:rFonts w:ascii="Courier New" w:hAnsi="Courier New" w:cs="Courier New"/>
+          <w:sz w:val="24"/>
+          <w:szCs w:val="24"/>
+          <w:lang w:val="en-US"/>
+        </w:rPr>
+        <w:tab/>
+      </w:r>
+      <w:r>
+        <w:rPr>
+          <w:rFonts w:ascii="Courier New" w:hAnsi="Courier New" w:cs="Courier New"/>
+          <w:sz w:val="24"/>
+          <w:szCs w:val="24"/>
+          <w:lang w:val="en-US"/>
+        </w:rPr>
+        <w:tab/>
+      </w:r>
+      <w:r>
+        <w:rPr>
+          <w:rFonts w:ascii="Courier New" w:hAnsi="Courier New" w:cs="Courier New"/>
+          <w:sz w:val="24"/>
+          <w:szCs w:val="24"/>
+          <w:lang w:val="en-US"/>
+        </w:rPr>
+        <w:tab/>
+      </w:r>
+      <w:r>
+        <w:rPr>
+          <w:rFonts w:ascii="Courier New" w:hAnsi="Courier New" w:cs="Courier New"/>
+          <w:sz w:val="24"/>
+          <w:szCs w:val="24"/>
+          <w:lang w:val="en-US"/>
+        </w:rPr>
+        <w:tab/>
+        <w:t>||</w:t>
+      </w:r>
+    </w:p>
+    <w:p>
+      <w:pPr>
+        <w:pStyle w:val="1"/>
+        <w:spacing w:line="360" w:lineRule="auto"/>
+        <w:ind w:firstLine="709"/>
+        <w:contextualSpacing/>
+        <w:jc w:val="both"/>
+        <w:rPr>
+          <w:rFonts w:ascii="Courier New" w:hAnsi="Courier New" w:cs="Courier New"/>
+          <w:sz w:val="24"/>
+          <w:szCs w:val="24"/>
+          <w:lang w:val="en-US"/>
+        </w:rPr>
+      </w:pPr>
+      <w:r>
+        <w:rPr>
+          <w:rFonts w:ascii="Courier New" w:hAnsi="Courier New" w:cs="Courier New"/>
+          <w:sz w:val="24"/>
+          <w:szCs w:val="24"/>
+          <w:lang w:val="en-US"/>
+        </w:rPr>
+        <w:tab/>
+      </w:r>
+      <w:r>
+        <w:rPr>
+          <w:rFonts w:ascii="Courier New" w:hAnsi="Courier New" w:cs="Courier New"/>
+          <w:sz w:val="24"/>
+          <w:szCs w:val="24"/>
+          <w:lang w:val="en-US"/>
+        </w:rPr>
+        <w:tab/>
+      </w:r>
+      <w:r>
+        <w:rPr>
+          <w:rFonts w:ascii="Courier New" w:hAnsi="Courier New" w:cs="Courier New"/>
+          <w:sz w:val="24"/>
+          <w:szCs w:val="24"/>
+          <w:lang w:val="en-US"/>
+        </w:rPr>
+        <w:tab/>
+      </w:r>
+      <w:r>
+        <w:rPr>
+          <w:rFonts w:ascii="Courier New" w:hAnsi="Courier New" w:cs="Courier New"/>
+          <w:sz w:val="24"/>
+          <w:szCs w:val="24"/>
+          <w:lang w:val="en-US"/>
+        </w:rPr>
+        <w:tab/>
+      </w:r>
+      <w:proofErr w:type="spellStart"/>
+      <w:proofErr w:type="gramStart"/>
+      <w:r>
+        <w:rPr>
+          <w:rFonts w:ascii="Courier New" w:hAnsi="Courier New" w:cs="Courier New"/>
+          <w:sz w:val="24"/>
+          <w:szCs w:val="24"/>
+          <w:lang w:val="en-US"/>
+        </w:rPr>
+        <w:t>userCords</w:t>
+      </w:r>
+      <w:proofErr w:type="spellEnd"/>
+      <w:r>
+        <w:rPr>
+          <w:rFonts w:ascii="Courier New" w:hAnsi="Courier New" w:cs="Courier New"/>
+          <w:sz w:val="24"/>
+          <w:szCs w:val="24"/>
+          <w:lang w:val="en-US"/>
+        </w:rPr>
+        <w:t>[</w:t>
+      </w:r>
+      <w:proofErr w:type="gramEnd"/>
+      <w:r>
+        <w:rPr>
+          <w:rFonts w:ascii="Courier New" w:hAnsi="Courier New" w:cs="Courier New"/>
+          <w:sz w:val="24"/>
+          <w:szCs w:val="24"/>
+          <w:lang w:val="en-US"/>
+        </w:rPr>
+        <w:t>0] &lt; 0</w:t>
+      </w:r>
+    </w:p>
+    <w:p>
+      <w:pPr>
+        <w:pStyle w:val="1"/>
+        <w:spacing w:line="360" w:lineRule="auto"/>
+        <w:ind w:firstLine="709"/>
+        <w:contextualSpacing/>
+        <w:jc w:val="both"/>
+        <w:rPr>
+          <w:rFonts w:ascii="Courier New" w:hAnsi="Courier New" w:cs="Courier New"/>
+          <w:sz w:val="24"/>
+          <w:szCs w:val="24"/>
+          <w:lang w:val="en-US"/>
+        </w:rPr>
+      </w:pPr>
+      <w:r>
+        <w:rPr>
+          <w:rFonts w:ascii="Courier New" w:hAnsi="Courier New" w:cs="Courier New"/>
+          <w:sz w:val="24"/>
+          <w:szCs w:val="24"/>
+          <w:lang w:val="en-US"/>
+        </w:rPr>
+        <w:tab/>
+      </w:r>
+      <w:r>
+        <w:rPr>
+          <w:rFonts w:ascii="Courier New" w:hAnsi="Courier New" w:cs="Courier New"/>
+          <w:sz w:val="24"/>
+          <w:szCs w:val="24"/>
+          <w:lang w:val="en-US"/>
+        </w:rPr>
+        <w:tab/>
+      </w:r>
+      <w:r>
+        <w:rPr>
+          <w:rFonts w:ascii="Courier New" w:hAnsi="Courier New" w:cs="Courier New"/>
+          <w:sz w:val="24"/>
+          <w:szCs w:val="24"/>
+          <w:lang w:val="en-US"/>
+        </w:rPr>
+        <w:tab/>
+      </w:r>
+      <w:r>
+        <w:rPr>
+          <w:rFonts w:ascii="Courier New" w:hAnsi="Courier New" w:cs="Courier New"/>
+          <w:sz w:val="24"/>
+          <w:szCs w:val="24"/>
+          <w:lang w:val="en-US"/>
+        </w:rPr>
+        <w:tab/>
+        <w:t>) {</w:t>
+      </w:r>
+    </w:p>
+    <w:p>
+      <w:pPr>
+        <w:pStyle w:val="1"/>
+        <w:spacing w:line="360" w:lineRule="auto"/>
+        <w:ind w:firstLine="709"/>
+        <w:contextualSpacing/>
+        <w:jc w:val="both"/>
+        <w:rPr>
+          <w:rFonts w:ascii="Courier New" w:hAnsi="Courier New" w:cs="Courier New"/>
+          <w:sz w:val="24"/>
+          <w:szCs w:val="24"/>
+          <w:lang w:val="en-US"/>
+        </w:rPr>
+      </w:pPr>
+      <w:r>
+        <w:rPr>
+          <w:rFonts w:ascii="Courier New" w:hAnsi="Courier New" w:cs="Courier New"/>
+          <w:sz w:val="24"/>
+          <w:szCs w:val="24"/>
+          <w:lang w:val="en-US"/>
+        </w:rPr>
+        <w:tab/>
+      </w:r>
+      <w:r>
+        <w:rPr>
+          <w:rFonts w:ascii="Courier New" w:hAnsi="Courier New" w:cs="Courier New"/>
+          <w:sz w:val="24"/>
+          <w:szCs w:val="24"/>
+          <w:lang w:val="en-US"/>
+        </w:rPr>
+        <w:tab/>
+      </w:r>
+      <w:r>
+        <w:rPr>
+          <w:rFonts w:ascii="Courier New" w:hAnsi="Courier New" w:cs="Courier New"/>
+          <w:sz w:val="24"/>
+          <w:szCs w:val="24"/>
+          <w:lang w:val="en-US"/>
+        </w:rPr>
+        <w:tab/>
+      </w:r>
+      <w:r>
+        <w:rPr>
+          <w:rFonts w:ascii="Courier New" w:hAnsi="Courier New" w:cs="Courier New"/>
+          <w:sz w:val="24"/>
+          <w:szCs w:val="24"/>
+          <w:lang w:val="en-US"/>
+        </w:rPr>
+        <w:tab/>
+      </w:r>
+      <w:proofErr w:type="spellStart"/>
+      <w:r>
+        <w:rPr>
+          <w:rFonts w:ascii="Courier New" w:hAnsi="Courier New" w:cs="Courier New"/>
+          <w:sz w:val="24"/>
+          <w:szCs w:val="24"/>
+          <w:lang w:val="en-US"/>
+        </w:rPr>
+        <w:t>cout</w:t>
+      </w:r>
+      <w:proofErr w:type="spellEnd"/>
+      <w:r>
+        <w:rPr>
+          <w:rFonts w:ascii="Courier New" w:hAnsi="Courier New" w:cs="Courier New"/>
+          <w:sz w:val="24"/>
+          <w:szCs w:val="24"/>
+          <w:lang w:val="en-US"/>
+        </w:rPr>
+        <w:t xml:space="preserve"> &lt;&lt; </w:t>
+      </w:r>
+      <w:proofErr w:type="spellStart"/>
+      <w:r>
+        <w:rPr>
+          <w:rFonts w:ascii="Courier New" w:hAnsi="Courier New" w:cs="Courier New"/>
+          <w:sz w:val="24"/>
+          <w:szCs w:val="24"/>
+          <w:lang w:val="en-US"/>
+        </w:rPr>
+        <w:t>badAnswer</w:t>
+      </w:r>
+      <w:proofErr w:type="spellEnd"/>
+      <w:r>
+        <w:rPr>
+          <w:rFonts w:ascii="Courier New" w:hAnsi="Courier New" w:cs="Courier New"/>
+          <w:sz w:val="24"/>
+          <w:szCs w:val="24"/>
+          <w:lang w:val="en-US"/>
+        </w:rPr>
+        <w:t xml:space="preserve"> &lt;&lt; </w:t>
+      </w:r>
+      <w:proofErr w:type="spellStart"/>
+      <w:r>
+        <w:rPr>
+          <w:rFonts w:ascii="Courier New" w:hAnsi="Courier New" w:cs="Courier New"/>
+          <w:sz w:val="24"/>
+          <w:szCs w:val="24"/>
+          <w:lang w:val="en-US"/>
+        </w:rPr>
+        <w:t>endl</w:t>
+      </w:r>
+      <w:proofErr w:type="spellEnd"/>
+      <w:r>
+        <w:rPr>
+          <w:rFonts w:ascii="Courier New" w:hAnsi="Courier New" w:cs="Courier New"/>
+          <w:sz w:val="24"/>
+          <w:szCs w:val="24"/>
+          <w:lang w:val="en-US"/>
+        </w:rPr>
+        <w:t>;</w:t>
+      </w:r>
+    </w:p>
+    <w:p>
+      <w:pPr>
+        <w:pStyle w:val="1"/>
+        <w:spacing w:line="360" w:lineRule="auto"/>
+        <w:ind w:firstLine="709"/>
+        <w:contextualSpacing/>
+        <w:jc w:val="both"/>
+        <w:rPr>
+          <w:rFonts w:ascii="Courier New" w:hAnsi="Courier New" w:cs="Courier New"/>
+          <w:sz w:val="24"/>
+          <w:szCs w:val="24"/>
+          <w:lang w:val="en-US"/>
+        </w:rPr>
+      </w:pPr>
+      <w:r>
+        <w:rPr>
+          <w:rFonts w:ascii="Courier New" w:hAnsi="Courier New" w:cs="Courier New"/>
+          <w:sz w:val="24"/>
+          <w:szCs w:val="24"/>
+          <w:lang w:val="en-US"/>
+        </w:rPr>
+        <w:tab/>
+      </w:r>
+      <w:r>
+        <w:rPr>
+          <w:rFonts w:ascii="Courier New" w:hAnsi="Courier New" w:cs="Courier New"/>
+          <w:sz w:val="24"/>
+          <w:szCs w:val="24"/>
+          <w:lang w:val="en-US"/>
+        </w:rPr>
+        <w:tab/>
+      </w:r>
+      <w:r>
+        <w:rPr>
+          <w:rFonts w:ascii="Courier New" w:hAnsi="Courier New" w:cs="Courier New"/>
+          <w:sz w:val="24"/>
+          <w:szCs w:val="24"/>
+          <w:lang w:val="en-US"/>
+        </w:rPr>
+        <w:tab/>
+        <w:t>}</w:t>
+      </w:r>
+    </w:p>
+    <w:p>
+      <w:pPr>
+        <w:pStyle w:val="1"/>
+        <w:spacing w:line="360" w:lineRule="auto"/>
+        <w:ind w:firstLine="709"/>
+        <w:contextualSpacing/>
+        <w:jc w:val="both"/>
+        <w:rPr>
+          <w:rFonts w:ascii="Courier New" w:hAnsi="Courier New" w:cs="Courier New"/>
+          <w:sz w:val="24"/>
+          <w:szCs w:val="24"/>
+          <w:lang w:val="en-US"/>
+        </w:rPr>
+      </w:pPr>
+    </w:p>
+    <w:p>
+      <w:pPr>
+        <w:pStyle w:val="1"/>
+        <w:spacing w:line="360" w:lineRule="auto"/>
+        <w:ind w:firstLine="709"/>
+        <w:contextualSpacing/>
+        <w:jc w:val="both"/>
+        <w:rPr>
+          <w:rFonts w:ascii="Courier New" w:hAnsi="Courier New" w:cs="Courier New"/>
+          <w:sz w:val="24"/>
+          <w:szCs w:val="24"/>
+          <w:lang w:val="en-US"/>
+        </w:rPr>
+      </w:pPr>
+      <w:r>
+        <w:rPr>
+          <w:rFonts w:ascii="Courier New" w:hAnsi="Courier New" w:cs="Courier New"/>
+          <w:sz w:val="24"/>
+          <w:szCs w:val="24"/>
+          <w:lang w:val="en-US"/>
+        </w:rPr>
+        <w:tab/>
+      </w:r>
+      <w:r>
+        <w:rPr>
+          <w:rFonts w:ascii="Courier New" w:hAnsi="Courier New" w:cs="Courier New"/>
+          <w:sz w:val="24"/>
+          <w:szCs w:val="24"/>
+          <w:lang w:val="en-US"/>
+        </w:rPr>
+        <w:tab/>
+      </w:r>
+      <w:r>
+        <w:rPr>
+          <w:rFonts w:ascii="Courier New" w:hAnsi="Courier New" w:cs="Courier New"/>
+          <w:sz w:val="24"/>
+          <w:szCs w:val="24"/>
+          <w:lang w:val="en-US"/>
+        </w:rPr>
+        <w:tab/>
+        <w:t>else {</w:t>
+      </w:r>
+    </w:p>
+    <w:p>
+      <w:pPr>
+        <w:pStyle w:val="1"/>
+        <w:spacing w:line="360" w:lineRule="auto"/>
+        <w:ind w:firstLine="709"/>
+        <w:contextualSpacing/>
+        <w:jc w:val="both"/>
+        <w:rPr>
+          <w:rFonts w:ascii="Courier New" w:hAnsi="Courier New" w:cs="Courier New"/>
+          <w:sz w:val="24"/>
+          <w:szCs w:val="24"/>
+          <w:lang w:val="en-US"/>
+        </w:rPr>
+      </w:pPr>
+      <w:r>
+        <w:rPr>
+          <w:rFonts w:ascii="Courier New" w:hAnsi="Courier New" w:cs="Courier New"/>
+          <w:sz w:val="24"/>
+          <w:szCs w:val="24"/>
+          <w:lang w:val="en-US"/>
+        </w:rPr>
+        <w:tab/>
+      </w:r>
+      <w:r>
+        <w:rPr>
+          <w:rFonts w:ascii="Courier New" w:hAnsi="Courier New" w:cs="Courier New"/>
+          <w:sz w:val="24"/>
+          <w:szCs w:val="24"/>
+          <w:lang w:val="en-US"/>
+        </w:rPr>
+        <w:tab/>
+      </w:r>
+      <w:r>
+        <w:rPr>
+          <w:rFonts w:ascii="Courier New" w:hAnsi="Courier New" w:cs="Courier New"/>
+          <w:sz w:val="24"/>
+          <w:szCs w:val="24"/>
+          <w:lang w:val="en-US"/>
+        </w:rPr>
+        <w:tab/>
+      </w:r>
+      <w:r>
+        <w:rPr>
+          <w:rFonts w:ascii="Courier New" w:hAnsi="Courier New" w:cs="Courier New"/>
+          <w:sz w:val="24"/>
+          <w:szCs w:val="24"/>
+          <w:lang w:val="en-US"/>
+        </w:rPr>
+        <w:tab/>
+        <w:t xml:space="preserve">short </w:t>
+      </w:r>
+      <w:proofErr w:type="spellStart"/>
+      <w:r>
+        <w:rPr>
+          <w:rFonts w:ascii="Courier New" w:hAnsi="Courier New" w:cs="Courier New"/>
+          <w:sz w:val="24"/>
+          <w:szCs w:val="24"/>
+          <w:lang w:val="en-US"/>
+        </w:rPr>
+        <w:t>yCord</w:t>
+      </w:r>
+      <w:proofErr w:type="spellEnd"/>
+      <w:r>
+        <w:rPr>
+          <w:rFonts w:ascii="Courier New" w:hAnsi="Courier New" w:cs="Courier New"/>
+          <w:sz w:val="24"/>
+          <w:szCs w:val="24"/>
+          <w:lang w:val="en-US"/>
+        </w:rPr>
+        <w:t xml:space="preserve"> = function(</w:t>
+      </w:r>
+      <w:proofErr w:type="spellStart"/>
+      <w:proofErr w:type="gramStart"/>
+      <w:r>
+        <w:rPr>
+          <w:rFonts w:ascii="Courier New" w:hAnsi="Courier New" w:cs="Courier New"/>
+          <w:sz w:val="24"/>
+          <w:szCs w:val="24"/>
+          <w:lang w:val="en-US"/>
+        </w:rPr>
+        <w:t>userCords</w:t>
+      </w:r>
+      <w:proofErr w:type="spellEnd"/>
+      <w:r>
+        <w:rPr>
+          <w:rFonts w:ascii="Courier New" w:hAnsi="Courier New" w:cs="Courier New"/>
+          <w:sz w:val="24"/>
+          <w:szCs w:val="24"/>
+          <w:lang w:val="en-US"/>
+        </w:rPr>
+        <w:t>[</w:t>
+      </w:r>
+      <w:proofErr w:type="gramEnd"/>
+      <w:r>
+        <w:rPr>
+          <w:rFonts w:ascii="Courier New" w:hAnsi="Courier New" w:cs="Courier New"/>
+          <w:sz w:val="24"/>
+          <w:szCs w:val="24"/>
+          <w:lang w:val="en-US"/>
+        </w:rPr>
+        <w:t>0]);</w:t>
+      </w:r>
+    </w:p>
+    <w:p>
+      <w:pPr>
+        <w:pStyle w:val="1"/>
+        <w:spacing w:line="360" w:lineRule="auto"/>
+        <w:ind w:firstLine="709"/>
+        <w:contextualSpacing/>
+        <w:jc w:val="both"/>
+        <w:rPr>
+          <w:rFonts w:ascii="Courier New" w:hAnsi="Courier New" w:cs="Courier New"/>
+          <w:sz w:val="24"/>
+          <w:szCs w:val="24"/>
+          <w:lang w:val="en-US"/>
+        </w:rPr>
+      </w:pPr>
+    </w:p>
+    <w:p>
+      <w:pPr>
+        <w:pStyle w:val="1"/>
+        <w:spacing w:line="360" w:lineRule="auto"/>
+        <w:ind w:firstLine="709"/>
+        <w:contextualSpacing/>
+        <w:jc w:val="both"/>
+        <w:rPr>
+          <w:rFonts w:ascii="Courier New" w:hAnsi="Courier New" w:cs="Courier New"/>
+          <w:sz w:val="24"/>
+          <w:szCs w:val="24"/>
+          <w:lang w:val="en-US"/>
+        </w:rPr>
+      </w:pPr>
+      <w:r>
+        <w:rPr>
+          <w:rFonts w:ascii="Courier New" w:hAnsi="Courier New" w:cs="Courier New"/>
+          <w:sz w:val="24"/>
+          <w:szCs w:val="24"/>
+          <w:lang w:val="en-US"/>
+        </w:rPr>
+        <w:tab/>
+      </w:r>
+      <w:r>
+        <w:rPr>
+          <w:rFonts w:ascii="Courier New" w:hAnsi="Courier New" w:cs="Courier New"/>
+          <w:sz w:val="24"/>
+          <w:szCs w:val="24"/>
+          <w:lang w:val="en-US"/>
+        </w:rPr>
+        <w:tab/>
+      </w:r>
+      <w:r>
+        <w:rPr>
+          <w:rFonts w:ascii="Courier New" w:hAnsi="Courier New" w:cs="Courier New"/>
+          <w:sz w:val="24"/>
+          <w:szCs w:val="24"/>
+          <w:lang w:val="en-US"/>
+        </w:rPr>
+        <w:tab/>
+      </w:r>
+      <w:r>
+        <w:rPr>
+          <w:rFonts w:ascii="Courier New" w:hAnsi="Courier New" w:cs="Courier New"/>
+          <w:sz w:val="24"/>
+          <w:szCs w:val="24"/>
+          <w:lang w:val="en-US"/>
+        </w:rPr>
+        <w:tab/>
+        <w:t>if (</w:t>
+      </w:r>
+    </w:p>
+    <w:p>
+      <w:pPr>
+        <w:pStyle w:val="1"/>
+        <w:spacing w:line="360" w:lineRule="auto"/>
+        <w:ind w:firstLine="709"/>
+        <w:contextualSpacing/>
+        <w:jc w:val="both"/>
+        <w:rPr>
+          <w:rFonts w:ascii="Courier New" w:hAnsi="Courier New" w:cs="Courier New"/>
+          <w:sz w:val="24"/>
+          <w:szCs w:val="24"/>
+          <w:lang w:val="en-US"/>
+        </w:rPr>
+      </w:pPr>
+      <w:r>
+        <w:rPr>
+          <w:rFonts w:ascii="Courier New" w:hAnsi="Courier New" w:cs="Courier New"/>
+          <w:sz w:val="24"/>
+          <w:szCs w:val="24"/>
+          <w:lang w:val="en-US"/>
+        </w:rPr>
+        <w:tab/>
+      </w:r>
+      <w:r>
+        <w:rPr>
+          <w:rFonts w:ascii="Courier New" w:hAnsi="Courier New" w:cs="Courier New"/>
+          <w:sz w:val="24"/>
+          <w:szCs w:val="24"/>
+          <w:lang w:val="en-US"/>
+        </w:rPr>
+        <w:tab/>
+      </w:r>
+      <w:r>
+        <w:rPr>
+          <w:rFonts w:ascii="Courier New" w:hAnsi="Courier New" w:cs="Courier New"/>
+          <w:sz w:val="24"/>
+          <w:szCs w:val="24"/>
+          <w:lang w:val="en-US"/>
+        </w:rPr>
+        <w:tab/>
+      </w:r>
+      <w:r>
+        <w:rPr>
+          <w:rFonts w:ascii="Courier New" w:hAnsi="Courier New" w:cs="Courier New"/>
+          <w:sz w:val="24"/>
+          <w:szCs w:val="24"/>
+          <w:lang w:val="en-US"/>
+        </w:rPr>
+        <w:tab/>
+      </w:r>
+      <w:r>
+        <w:rPr>
+          <w:rFonts w:ascii="Courier New" w:hAnsi="Courier New" w:cs="Courier New"/>
+          <w:sz w:val="24"/>
+          <w:szCs w:val="24"/>
+          <w:lang w:val="en-US"/>
+        </w:rPr>
+        <w:tab/>
+      </w:r>
+      <w:proofErr w:type="spellStart"/>
+      <w:proofErr w:type="gramStart"/>
+      <w:r>
+        <w:rPr>
+          <w:rFonts w:ascii="Courier New" w:hAnsi="Courier New" w:cs="Courier New"/>
+          <w:sz w:val="24"/>
+          <w:szCs w:val="24"/>
+          <w:lang w:val="en-US"/>
+        </w:rPr>
+        <w:t>userCords</w:t>
+      </w:r>
+      <w:proofErr w:type="spellEnd"/>
+      <w:r>
+        <w:rPr>
+          <w:rFonts w:ascii="Courier New" w:hAnsi="Courier New" w:cs="Courier New"/>
+          <w:sz w:val="24"/>
+          <w:szCs w:val="24"/>
+          <w:lang w:val="en-US"/>
+        </w:rPr>
+        <w:t>[</w:t>
+      </w:r>
+      <w:proofErr w:type="gramEnd"/>
+      <w:r>
+        <w:rPr>
+          <w:rFonts w:ascii="Courier New" w:hAnsi="Courier New" w:cs="Courier New"/>
+          <w:sz w:val="24"/>
+          <w:szCs w:val="24"/>
+          <w:lang w:val="en-US"/>
+        </w:rPr>
+        <w:t xml:space="preserve">1] &lt;= </w:t>
+      </w:r>
+      <w:proofErr w:type="spellStart"/>
+      <w:r>
+        <w:rPr>
+          <w:rFonts w:ascii="Courier New" w:hAnsi="Courier New" w:cs="Courier New"/>
+          <w:sz w:val="24"/>
+          <w:szCs w:val="24"/>
+          <w:lang w:val="en-US"/>
+        </w:rPr>
+        <w:t>yCord</w:t>
+      </w:r>
+      <w:proofErr w:type="spellEnd"/>
+    </w:p>
+    <w:p>
+      <w:pPr>
+        <w:pStyle w:val="1"/>
+        <w:spacing w:line="360" w:lineRule="auto"/>
+        <w:ind w:firstLine="709"/>
+        <w:contextualSpacing/>
+        <w:jc w:val="both"/>
+        <w:rPr>
+          <w:rFonts w:ascii="Courier New" w:hAnsi="Courier New" w:cs="Courier New"/>
+          <w:sz w:val="24"/>
+          <w:szCs w:val="24"/>
+          <w:lang w:val="en-US"/>
+        </w:rPr>
+      </w:pPr>
+      <w:r>
+        <w:rPr>
+          <w:rFonts w:ascii="Courier New" w:hAnsi="Courier New" w:cs="Courier New"/>
+          <w:sz w:val="24"/>
+          <w:szCs w:val="24"/>
+          <w:lang w:val="en-US"/>
+        </w:rPr>
+        <w:tab/>
+      </w:r>
+      <w:r>
+        <w:rPr>
+          <w:rFonts w:ascii="Courier New" w:hAnsi="Courier New" w:cs="Courier New"/>
+          <w:sz w:val="24"/>
+          <w:szCs w:val="24"/>
+          <w:lang w:val="en-US"/>
+        </w:rPr>
+        <w:tab/>
+      </w:r>
+      <w:r>
+        <w:rPr>
+          <w:rFonts w:ascii="Courier New" w:hAnsi="Courier New" w:cs="Courier New"/>
+          <w:sz w:val="24"/>
+          <w:szCs w:val="24"/>
+          <w:lang w:val="en-US"/>
+        </w:rPr>
+        <w:tab/>
+      </w:r>
+      <w:r>
+        <w:rPr>
+          <w:rFonts w:ascii="Courier New" w:hAnsi="Courier New" w:cs="Courier New"/>
+          <w:sz w:val="24"/>
+          <w:szCs w:val="24"/>
+          <w:lang w:val="en-US"/>
+        </w:rPr>
+        <w:tab/>
+      </w:r>
+      <w:r>
+        <w:rPr>
+          <w:rFonts w:ascii="Courier New" w:hAnsi="Courier New" w:cs="Courier New"/>
+          <w:sz w:val="24"/>
+          <w:szCs w:val="24"/>
+          <w:lang w:val="en-US"/>
+        </w:rPr>
+        <w:tab/>
+        <w:t>&amp;&amp;</w:t>
+      </w:r>
+    </w:p>
+    <w:p>
+      <w:pPr>
+        <w:pStyle w:val="1"/>
+        <w:spacing w:line="360" w:lineRule="auto"/>
+        <w:ind w:firstLine="709"/>
+        <w:contextualSpacing/>
+        <w:jc w:val="both"/>
+        <w:rPr>
+          <w:rFonts w:ascii="Courier New" w:hAnsi="Courier New" w:cs="Courier New"/>
+          <w:sz w:val="24"/>
+          <w:szCs w:val="24"/>
+          <w:lang w:val="en-US"/>
+        </w:rPr>
+      </w:pPr>
+      <w:r>
+        <w:rPr>
+          <w:rFonts w:ascii="Courier New" w:hAnsi="Courier New" w:cs="Courier New"/>
+          <w:sz w:val="24"/>
+          <w:szCs w:val="24"/>
+          <w:lang w:val="en-US"/>
+        </w:rPr>
+        <w:tab/>
+      </w:r>
+      <w:r>
+        <w:rPr>
+          <w:rFonts w:ascii="Courier New" w:hAnsi="Courier New" w:cs="Courier New"/>
+          <w:sz w:val="24"/>
+          <w:szCs w:val="24"/>
+          <w:lang w:val="en-US"/>
+        </w:rPr>
+        <w:tab/>
+      </w:r>
+      <w:r>
+        <w:rPr>
+          <w:rFonts w:ascii="Courier New" w:hAnsi="Courier New" w:cs="Courier New"/>
+          <w:sz w:val="24"/>
+          <w:szCs w:val="24"/>
+          <w:lang w:val="en-US"/>
+        </w:rPr>
+        <w:tab/>
+      </w:r>
+      <w:r>
+        <w:rPr>
+          <w:rFonts w:ascii="Courier New" w:hAnsi="Courier New" w:cs="Courier New"/>
+          <w:sz w:val="24"/>
+          <w:szCs w:val="24"/>
+          <w:lang w:val="en-US"/>
+        </w:rPr>
+        <w:tab/>
+      </w:r>
+      <w:r>
+        <w:rPr>
+          <w:rFonts w:ascii="Courier New" w:hAnsi="Courier New" w:cs="Courier New"/>
+          <w:sz w:val="24"/>
+          <w:szCs w:val="24"/>
+          <w:lang w:val="en-US"/>
+        </w:rPr>
+        <w:tab/>
+      </w:r>
+      <w:proofErr w:type="spellStart"/>
+      <w:proofErr w:type="gramStart"/>
+      <w:r>
+        <w:rPr>
+          <w:rFonts w:ascii="Courier New" w:hAnsi="Courier New" w:cs="Courier New"/>
+          <w:sz w:val="24"/>
+          <w:szCs w:val="24"/>
+          <w:lang w:val="en-US"/>
+        </w:rPr>
+        <w:t>userCords</w:t>
+      </w:r>
+      <w:proofErr w:type="spellEnd"/>
+      <w:r>
+        <w:rPr>
+          <w:rFonts w:ascii="Courier New" w:hAnsi="Courier New" w:cs="Courier New"/>
+          <w:sz w:val="24"/>
+          <w:szCs w:val="24"/>
+          <w:lang w:val="en-US"/>
+        </w:rPr>
+        <w:t>[</w:t>
+      </w:r>
+      <w:proofErr w:type="gramEnd"/>
+      <w:r>
+        <w:rPr>
+          <w:rFonts w:ascii="Courier New" w:hAnsi="Courier New" w:cs="Courier New"/>
+          <w:sz w:val="24"/>
+          <w:szCs w:val="24"/>
+          <w:lang w:val="en-US"/>
+        </w:rPr>
+        <w:t>1] &gt;= 0</w:t>
+      </w:r>
+    </w:p>
+    <w:p>
+      <w:pPr>
+        <w:pStyle w:val="1"/>
+        <w:spacing w:line="360" w:lineRule="auto"/>
+        <w:ind w:firstLine="709"/>
+        <w:contextualSpacing/>
+        <w:jc w:val="both"/>
+        <w:rPr>
+          <w:rFonts w:ascii="Courier New" w:hAnsi="Courier New" w:cs="Courier New"/>
+          <w:sz w:val="24"/>
+          <w:szCs w:val="24"/>
+          <w:lang w:val="en-US"/>
+        </w:rPr>
+      </w:pPr>
+      <w:r>
+        <w:rPr>
+          <w:rFonts w:ascii="Courier New" w:hAnsi="Courier New" w:cs="Courier New"/>
+          <w:sz w:val="24"/>
+          <w:szCs w:val="24"/>
+          <w:lang w:val="en-US"/>
+        </w:rPr>
+        <w:tab/>
+      </w:r>
+      <w:r>
+        <w:rPr>
+          <w:rFonts w:ascii="Courier New" w:hAnsi="Courier New" w:cs="Courier New"/>
+          <w:sz w:val="24"/>
+          <w:szCs w:val="24"/>
+          <w:lang w:val="en-US"/>
+        </w:rPr>
+        <w:tab/>
+      </w:r>
+      <w:r>
+        <w:rPr>
+          <w:rFonts w:ascii="Courier New" w:hAnsi="Courier New" w:cs="Courier New"/>
+          <w:sz w:val="24"/>
+          <w:szCs w:val="24"/>
+          <w:lang w:val="en-US"/>
+        </w:rPr>
+        <w:tab/>
+      </w:r>
+      <w:r>
+        <w:rPr>
+          <w:rFonts w:ascii="Courier New" w:hAnsi="Courier New" w:cs="Courier New"/>
+          <w:sz w:val="24"/>
+          <w:szCs w:val="24"/>
+          <w:lang w:val="en-US"/>
+        </w:rPr>
+        <w:tab/>
+      </w:r>
+      <w:r>
+        <w:rPr>
+          <w:rFonts w:ascii="Courier New" w:hAnsi="Courier New" w:cs="Courier New"/>
+          <w:sz w:val="24"/>
+          <w:szCs w:val="24"/>
+          <w:lang w:val="en-US"/>
+        </w:rPr>
+        <w:tab/>
+        <w:t>)</w:t>
+      </w:r>
+    </w:p>
+    <w:p>
+      <w:pPr>
+        <w:pStyle w:val="1"/>
+        <w:spacing w:line="360" w:lineRule="auto"/>
+        <w:ind w:firstLine="709"/>
+        <w:contextualSpacing/>
+        <w:jc w:val="both"/>
+        <w:rPr>
+          <w:rFonts w:ascii="Courier New" w:hAnsi="Courier New" w:cs="Courier New"/>
+          <w:sz w:val="24"/>
+          <w:szCs w:val="24"/>
+          <w:lang w:val="en-US"/>
+        </w:rPr>
+      </w:pPr>
+      <w:r>
+        <w:rPr>
+          <w:rFonts w:ascii="Courier New" w:hAnsi="Courier New" w:cs="Courier New"/>
+          <w:sz w:val="24"/>
+          <w:szCs w:val="24"/>
+          <w:lang w:val="en-US"/>
+        </w:rPr>
+        <w:tab/>
+      </w:r>
+      <w:r>
+        <w:rPr>
+          <w:rFonts w:ascii="Courier New" w:hAnsi="Courier New" w:cs="Courier New"/>
+          <w:sz w:val="24"/>
+          <w:szCs w:val="24"/>
+          <w:lang w:val="en-US"/>
+        </w:rPr>
+        <w:tab/>
+      </w:r>
+      <w:r>
+        <w:rPr>
+          <w:rFonts w:ascii="Courier New" w:hAnsi="Courier New" w:cs="Courier New"/>
+          <w:sz w:val="24"/>
+          <w:szCs w:val="24"/>
+          <w:lang w:val="en-US"/>
+        </w:rPr>
+        <w:tab/>
+      </w:r>
+      <w:r>
+        <w:rPr>
+          <w:rFonts w:ascii="Courier New" w:hAnsi="Courier New" w:cs="Courier New"/>
+          <w:sz w:val="24"/>
+          <w:szCs w:val="24"/>
+          <w:lang w:val="en-US"/>
+        </w:rPr>
+        <w:tab/>
+        <w:t>{</w:t>
+      </w:r>
+    </w:p>
+    <w:p>
+      <w:pPr>
+        <w:pStyle w:val="1"/>
+        <w:spacing w:line="360" w:lineRule="auto"/>
+        <w:ind w:firstLine="709"/>
+        <w:contextualSpacing/>
+        <w:jc w:val="both"/>
+        <w:rPr>
+          <w:rFonts w:ascii="Courier New" w:hAnsi="Courier New" w:cs="Courier New"/>
+          <w:sz w:val="24"/>
+          <w:szCs w:val="24"/>
+          <w:lang w:val="en-US"/>
+        </w:rPr>
+      </w:pPr>
+      <w:r>
+        <w:rPr>
+          <w:rFonts w:ascii="Courier New" w:hAnsi="Courier New" w:cs="Courier New"/>
+          <w:sz w:val="24"/>
+          <w:szCs w:val="24"/>
+          <w:lang w:val="en-US"/>
+        </w:rPr>
+        <w:tab/>
+      </w:r>
+      <w:r>
+        <w:rPr>
+          <w:rFonts w:ascii="Courier New" w:hAnsi="Courier New" w:cs="Courier New"/>
+          <w:sz w:val="24"/>
+          <w:szCs w:val="24"/>
+          <w:lang w:val="en-US"/>
+        </w:rPr>
+        <w:tab/>
+      </w:r>
+      <w:r>
+        <w:rPr>
+          <w:rFonts w:ascii="Courier New" w:hAnsi="Courier New" w:cs="Courier New"/>
+          <w:sz w:val="24"/>
+          <w:szCs w:val="24"/>
+          <w:lang w:val="en-US"/>
+        </w:rPr>
+        <w:tab/>
+      </w:r>
+      <w:r>
+        <w:rPr>
+          <w:rFonts w:ascii="Courier New" w:hAnsi="Courier New" w:cs="Courier New"/>
+          <w:sz w:val="24"/>
+          <w:szCs w:val="24"/>
+          <w:lang w:val="en-US"/>
+        </w:rPr>
+        <w:tab/>
+      </w:r>
+      <w:r>
+        <w:rPr>
+          <w:rFonts w:ascii="Courier New" w:hAnsi="Courier New" w:cs="Courier New"/>
+          <w:sz w:val="24"/>
+          <w:szCs w:val="24"/>
+          <w:lang w:val="en-US"/>
+        </w:rPr>
+        <w:tab/>
+      </w:r>
+      <w:proofErr w:type="spellStart"/>
+      <w:r>
+        <w:rPr>
+          <w:rFonts w:ascii="Courier New" w:hAnsi="Courier New" w:cs="Courier New"/>
+          <w:sz w:val="24"/>
+          <w:szCs w:val="24"/>
+          <w:lang w:val="en-US"/>
+        </w:rPr>
+        <w:t>cout</w:t>
+      </w:r>
+      <w:proofErr w:type="spellEnd"/>
+      <w:r>
+        <w:rPr>
+          <w:rFonts w:ascii="Courier New" w:hAnsi="Courier New" w:cs="Courier New"/>
+          <w:sz w:val="24"/>
+          <w:szCs w:val="24"/>
+          <w:lang w:val="en-US"/>
+        </w:rPr>
+        <w:t xml:space="preserve"> &lt;&lt; </w:t>
+      </w:r>
+      <w:proofErr w:type="spellStart"/>
+      <w:r>
+        <w:rPr>
+          <w:rFonts w:ascii="Courier New" w:hAnsi="Courier New" w:cs="Courier New"/>
+          <w:sz w:val="24"/>
+          <w:szCs w:val="24"/>
+          <w:lang w:val="en-US"/>
+        </w:rPr>
+        <w:t>goodAnswer</w:t>
+      </w:r>
+      <w:proofErr w:type="spellEnd"/>
+      <w:r>
+        <w:rPr>
+          <w:rFonts w:ascii="Courier New" w:hAnsi="Courier New" w:cs="Courier New"/>
+          <w:sz w:val="24"/>
+          <w:szCs w:val="24"/>
+          <w:lang w:val="en-US"/>
+        </w:rPr>
+        <w:t xml:space="preserve"> &lt;&lt; </w:t>
+      </w:r>
+      <w:proofErr w:type="spellStart"/>
+      <w:r>
+        <w:rPr>
+          <w:rFonts w:ascii="Courier New" w:hAnsi="Courier New" w:cs="Courier New"/>
+          <w:sz w:val="24"/>
+          <w:szCs w:val="24"/>
+          <w:lang w:val="en-US"/>
+        </w:rPr>
+        <w:t>endl</w:t>
+      </w:r>
+      <w:proofErr w:type="spellEnd"/>
+      <w:r>
+        <w:rPr>
+          <w:rFonts w:ascii="Courier New" w:hAnsi="Courier New" w:cs="Courier New"/>
+          <w:sz w:val="24"/>
+          <w:szCs w:val="24"/>
+          <w:lang w:val="en-US"/>
+        </w:rPr>
+        <w:t>;</w:t>
+      </w:r>
+    </w:p>
+    <w:p>
+      <w:pPr>
+        <w:pStyle w:val="1"/>
+        <w:spacing w:line="360" w:lineRule="auto"/>
+        <w:ind w:firstLine="709"/>
+        <w:contextualSpacing/>
+        <w:jc w:val="both"/>
+        <w:rPr>
+          <w:rFonts w:ascii="Courier New" w:hAnsi="Courier New" w:cs="Courier New"/>
+          <w:sz w:val="24"/>
+          <w:szCs w:val="24"/>
+          <w:lang w:val="en-US"/>
+        </w:rPr>
+      </w:pPr>
+      <w:r>
+        <w:rPr>
+          <w:rFonts w:ascii="Courier New" w:hAnsi="Courier New" w:cs="Courier New"/>
+          <w:sz w:val="24"/>
+          <w:szCs w:val="24"/>
+          <w:lang w:val="en-US"/>
+        </w:rPr>
+        <w:tab/>
+      </w:r>
+      <w:r>
+        <w:rPr>
+          <w:rFonts w:ascii="Courier New" w:hAnsi="Courier New" w:cs="Courier New"/>
+          <w:sz w:val="24"/>
+          <w:szCs w:val="24"/>
+          <w:lang w:val="en-US"/>
+        </w:rPr>
+        <w:tab/>
+      </w:r>
+      <w:r>
+        <w:rPr>
+          <w:rFonts w:ascii="Courier New" w:hAnsi="Courier New" w:cs="Courier New"/>
+          <w:sz w:val="24"/>
+          <w:szCs w:val="24"/>
+          <w:lang w:val="en-US"/>
+        </w:rPr>
+        <w:tab/>
+      </w:r>
+      <w:r>
+        <w:rPr>
+          <w:rFonts w:ascii="Courier New" w:hAnsi="Courier New" w:cs="Courier New"/>
+          <w:sz w:val="24"/>
+          <w:szCs w:val="24"/>
+          <w:lang w:val="en-US"/>
+        </w:rPr>
+        <w:tab/>
+        <w:t>}</w:t>
+      </w:r>
+    </w:p>
+    <w:p>
+      <w:pPr>
+        <w:pStyle w:val="1"/>
+        <w:spacing w:line="360" w:lineRule="auto"/>
+        <w:ind w:firstLine="709"/>
+        <w:contextualSpacing/>
+        <w:jc w:val="both"/>
+        <w:rPr>
+          <w:rFonts w:ascii="Courier New" w:hAnsi="Courier New" w:cs="Courier New"/>
+          <w:sz w:val="24"/>
+          <w:szCs w:val="24"/>
+          <w:lang w:val="en-US"/>
+        </w:rPr>
+      </w:pPr>
+      <w:r>
+        <w:rPr>
+          <w:rFonts w:ascii="Courier New" w:hAnsi="Courier New" w:cs="Courier New"/>
+          <w:sz w:val="24"/>
+          <w:szCs w:val="24"/>
+          <w:lang w:val="en-US"/>
+        </w:rPr>
+        <w:tab/>
+      </w:r>
+      <w:r>
+        <w:rPr>
+          <w:rFonts w:ascii="Courier New" w:hAnsi="Courier New" w:cs="Courier New"/>
+          <w:sz w:val="24"/>
+          <w:szCs w:val="24"/>
+          <w:lang w:val="en-US"/>
+        </w:rPr>
+        <w:tab/>
+      </w:r>
+      <w:r>
+        <w:rPr>
+          <w:rFonts w:ascii="Courier New" w:hAnsi="Courier New" w:cs="Courier New"/>
+          <w:sz w:val="24"/>
+          <w:szCs w:val="24"/>
+          <w:lang w:val="en-US"/>
+        </w:rPr>
+        <w:tab/>
+      </w:r>
+      <w:r>
+        <w:rPr>
+          <w:rFonts w:ascii="Courier New" w:hAnsi="Courier New" w:cs="Courier New"/>
+          <w:sz w:val="24"/>
+          <w:szCs w:val="24"/>
+          <w:lang w:val="en-US"/>
+        </w:rPr>
+        <w:tab/>
+        <w:t>else if (</w:t>
+      </w:r>
+    </w:p>
+    <w:p>
+      <w:pPr>
+        <w:pStyle w:val="1"/>
+        <w:spacing w:line="360" w:lineRule="auto"/>
+        <w:ind w:firstLine="709"/>
+        <w:contextualSpacing/>
+        <w:jc w:val="both"/>
+        <w:rPr>
+          <w:rFonts w:ascii="Courier New" w:hAnsi="Courier New" w:cs="Courier New"/>
+          <w:sz w:val="24"/>
+          <w:szCs w:val="24"/>
+          <w:lang w:val="en-US"/>
+        </w:rPr>
+      </w:pPr>
+      <w:r>
+        <w:rPr>
+          <w:rFonts w:ascii="Courier New" w:hAnsi="Courier New" w:cs="Courier New"/>
+          <w:sz w:val="24"/>
+          <w:szCs w:val="24"/>
+          <w:lang w:val="en-US"/>
+        </w:rPr>
+        <w:tab/>
+      </w:r>
+      <w:r>
+        <w:rPr>
+          <w:rFonts w:ascii="Courier New" w:hAnsi="Courier New" w:cs="Courier New"/>
+          <w:sz w:val="24"/>
+          <w:szCs w:val="24"/>
+          <w:lang w:val="en-US"/>
+        </w:rPr>
+        <w:tab/>
+      </w:r>
+      <w:r>
+        <w:rPr>
+          <w:rFonts w:ascii="Courier New" w:hAnsi="Courier New" w:cs="Courier New"/>
+          <w:sz w:val="24"/>
+          <w:szCs w:val="24"/>
+          <w:lang w:val="en-US"/>
+        </w:rPr>
+        <w:tab/>
+      </w:r>
+      <w:r>
+        <w:rPr>
+          <w:rFonts w:ascii="Courier New" w:hAnsi="Courier New" w:cs="Courier New"/>
+          <w:sz w:val="24"/>
+          <w:szCs w:val="24"/>
+          <w:lang w:val="en-US"/>
+        </w:rPr>
+        <w:tab/>
+      </w:r>
+      <w:r>
+        <w:rPr>
+          <w:rFonts w:ascii="Courier New" w:hAnsi="Courier New" w:cs="Courier New"/>
+          <w:sz w:val="24"/>
+          <w:szCs w:val="24"/>
+          <w:lang w:val="en-US"/>
+        </w:rPr>
+        <w:tab/>
+      </w:r>
+      <w:proofErr w:type="spellStart"/>
+      <w:proofErr w:type="gramStart"/>
+      <w:r>
+        <w:rPr>
+          <w:rFonts w:ascii="Courier New" w:hAnsi="Courier New" w:cs="Courier New"/>
+          <w:sz w:val="24"/>
+          <w:szCs w:val="24"/>
+          <w:lang w:val="en-US"/>
+        </w:rPr>
+        <w:t>userCords</w:t>
+      </w:r>
+      <w:proofErr w:type="spellEnd"/>
+      <w:r>
+        <w:rPr>
+          <w:rFonts w:ascii="Courier New" w:hAnsi="Courier New" w:cs="Courier New"/>
+          <w:sz w:val="24"/>
+          <w:szCs w:val="24"/>
+          <w:lang w:val="en-US"/>
+        </w:rPr>
+        <w:t>[</w:t>
+      </w:r>
+      <w:proofErr w:type="gramEnd"/>
+      <w:r>
+        <w:rPr>
+          <w:rFonts w:ascii="Courier New" w:hAnsi="Courier New" w:cs="Courier New"/>
+          <w:sz w:val="24"/>
+          <w:szCs w:val="24"/>
+          <w:lang w:val="en-US"/>
+        </w:rPr>
+        <w:t xml:space="preserve">1] &gt; </w:t>
+      </w:r>
+      <w:proofErr w:type="spellStart"/>
+      <w:r>
+        <w:rPr>
+          <w:rFonts w:ascii="Courier New" w:hAnsi="Courier New" w:cs="Courier New"/>
+          <w:sz w:val="24"/>
+          <w:szCs w:val="24"/>
+          <w:lang w:val="en-US"/>
+        </w:rPr>
+        <w:t>yCord</w:t>
+      </w:r>
+      <w:proofErr w:type="spellEnd"/>
+    </w:p>
+    <w:p>
+      <w:pPr>
+        <w:pStyle w:val="1"/>
+        <w:spacing w:line="360" w:lineRule="auto"/>
+        <w:ind w:firstLine="709"/>
+        <w:contextualSpacing/>
+        <w:jc w:val="both"/>
+        <w:rPr>
+          <w:rFonts w:ascii="Courier New" w:hAnsi="Courier New" w:cs="Courier New"/>
+          <w:sz w:val="24"/>
+          <w:szCs w:val="24"/>
+          <w:lang w:val="en-US"/>
+        </w:rPr>
+      </w:pPr>
+      <w:r>
+        <w:rPr>
+          <w:rFonts w:ascii="Courier New" w:hAnsi="Courier New" w:cs="Courier New"/>
+          <w:sz w:val="24"/>
+          <w:szCs w:val="24"/>
+          <w:lang w:val="en-US"/>
+        </w:rPr>
+        <w:tab/>
+      </w:r>
+      <w:r>
+        <w:rPr>
+          <w:rFonts w:ascii="Courier New" w:hAnsi="Courier New" w:cs="Courier New"/>
+          <w:sz w:val="24"/>
+          <w:szCs w:val="24"/>
+          <w:lang w:val="en-US"/>
+        </w:rPr>
+        <w:tab/>
+      </w:r>
+      <w:r>
+        <w:rPr>
+          <w:rFonts w:ascii="Courier New" w:hAnsi="Courier New" w:cs="Courier New"/>
+          <w:sz w:val="24"/>
+          <w:szCs w:val="24"/>
+          <w:lang w:val="en-US"/>
+        </w:rPr>
+        <w:tab/>
+      </w:r>
+      <w:r>
+        <w:rPr>
+          <w:rFonts w:ascii="Courier New" w:hAnsi="Courier New" w:cs="Courier New"/>
+          <w:sz w:val="24"/>
+          <w:szCs w:val="24"/>
+          <w:lang w:val="en-US"/>
+        </w:rPr>
+        <w:tab/>
+      </w:r>
+      <w:r>
+        <w:rPr>
+          <w:rFonts w:ascii="Courier New" w:hAnsi="Courier New" w:cs="Courier New"/>
+          <w:sz w:val="24"/>
+          <w:szCs w:val="24"/>
+          <w:lang w:val="en-US"/>
+        </w:rPr>
+        <w:tab/>
+        <w:t>) {</w:t>
+      </w:r>
+    </w:p>
+    <w:p>
+      <w:pPr>
+        <w:pStyle w:val="1"/>
+        <w:spacing w:line="360" w:lineRule="auto"/>
+        <w:ind w:firstLine="709"/>
+        <w:contextualSpacing/>
+        <w:jc w:val="both"/>
+        <w:rPr>
+          <w:rFonts w:ascii="Courier New" w:hAnsi="Courier New" w:cs="Courier New"/>
+          <w:sz w:val="24"/>
+          <w:szCs w:val="24"/>
+          <w:lang w:val="en-US"/>
+        </w:rPr>
+      </w:pPr>
+      <w:r>
+        <w:rPr>
+          <w:rFonts w:ascii="Courier New" w:hAnsi="Courier New" w:cs="Courier New"/>
+          <w:sz w:val="24"/>
+          <w:szCs w:val="24"/>
+          <w:lang w:val="en-US"/>
+        </w:rPr>
+        <w:tab/>
+      </w:r>
+      <w:r>
+        <w:rPr>
+          <w:rFonts w:ascii="Courier New" w:hAnsi="Courier New" w:cs="Courier New"/>
+          <w:sz w:val="24"/>
+          <w:szCs w:val="24"/>
+          <w:lang w:val="en-US"/>
+        </w:rPr>
+        <w:tab/>
+      </w:r>
+      <w:r>
+        <w:rPr>
+          <w:rFonts w:ascii="Courier New" w:hAnsi="Courier New" w:cs="Courier New"/>
+          <w:sz w:val="24"/>
+          <w:szCs w:val="24"/>
+          <w:lang w:val="en-US"/>
+        </w:rPr>
+        <w:tab/>
+      </w:r>
+      <w:r>
+        <w:rPr>
+          <w:rFonts w:ascii="Courier New" w:hAnsi="Courier New" w:cs="Courier New"/>
+          <w:sz w:val="24"/>
+          <w:szCs w:val="24"/>
+          <w:lang w:val="en-US"/>
+        </w:rPr>
+        <w:tab/>
+      </w:r>
+      <w:r>
+        <w:rPr>
+          <w:rFonts w:ascii="Courier New" w:hAnsi="Courier New" w:cs="Courier New"/>
+          <w:sz w:val="24"/>
+          <w:szCs w:val="24"/>
+          <w:lang w:val="en-US"/>
+        </w:rPr>
+        <w:tab/>
+      </w:r>
+      <w:proofErr w:type="spellStart"/>
+      <w:r>
+        <w:rPr>
+          <w:rFonts w:ascii="Courier New" w:hAnsi="Courier New" w:cs="Courier New"/>
+          <w:sz w:val="24"/>
+          <w:szCs w:val="24"/>
+          <w:lang w:val="en-US"/>
+        </w:rPr>
+        <w:t>cout</w:t>
+      </w:r>
+      <w:proofErr w:type="spellEnd"/>
+      <w:r>
+        <w:rPr>
+          <w:rFonts w:ascii="Courier New" w:hAnsi="Courier New" w:cs="Courier New"/>
+          <w:sz w:val="24"/>
+          <w:szCs w:val="24"/>
+          <w:lang w:val="en-US"/>
+        </w:rPr>
+        <w:t xml:space="preserve"> &lt;&lt; </w:t>
+      </w:r>
+      <w:proofErr w:type="spellStart"/>
+      <w:r>
+        <w:rPr>
+          <w:rFonts w:ascii="Courier New" w:hAnsi="Courier New" w:cs="Courier New"/>
+          <w:sz w:val="24"/>
+          <w:szCs w:val="24"/>
+          <w:lang w:val="en-US"/>
+        </w:rPr>
+        <w:t>badAnswer</w:t>
+      </w:r>
+      <w:proofErr w:type="spellEnd"/>
+      <w:r>
+        <w:rPr>
+          <w:rFonts w:ascii="Courier New" w:hAnsi="Courier New" w:cs="Courier New"/>
+          <w:sz w:val="24"/>
+          <w:szCs w:val="24"/>
+          <w:lang w:val="en-US"/>
+        </w:rPr>
+        <w:t xml:space="preserve"> &lt;&lt; </w:t>
+      </w:r>
+      <w:proofErr w:type="spellStart"/>
+      <w:r>
+        <w:rPr>
+          <w:rFonts w:ascii="Courier New" w:hAnsi="Courier New" w:cs="Courier New"/>
+          <w:sz w:val="24"/>
+          <w:szCs w:val="24"/>
+          <w:lang w:val="en-US"/>
+        </w:rPr>
+        <w:t>endl</w:t>
+      </w:r>
+      <w:proofErr w:type="spellEnd"/>
+      <w:r>
+        <w:rPr>
+          <w:rFonts w:ascii="Courier New" w:hAnsi="Courier New" w:cs="Courier New"/>
+          <w:sz w:val="24"/>
+          <w:szCs w:val="24"/>
+          <w:lang w:val="en-US"/>
+        </w:rPr>
+        <w:t>;</w:t>
+      </w:r>
+    </w:p>
+    <w:p>
+      <w:pPr>
+        <w:pStyle w:val="1"/>
+        <w:spacing w:line="360" w:lineRule="auto"/>
+        <w:ind w:firstLine="709"/>
+        <w:contextualSpacing/>
+        <w:jc w:val="both"/>
+        <w:rPr>
+          <w:rFonts w:ascii="Courier New" w:hAnsi="Courier New" w:cs="Courier New"/>
+          <w:sz w:val="24"/>
+          <w:szCs w:val="24"/>
+        </w:rPr>
+      </w:pPr>
+      <w:r>
+        <w:rPr>
+          <w:rFonts w:ascii="Courier New" w:hAnsi="Courier New" w:cs="Courier New"/>
+          <w:sz w:val="24"/>
+          <w:szCs w:val="24"/>
+          <w:lang w:val="en-US"/>
+        </w:rPr>
+        <w:tab/>
+      </w:r>
+      <w:r>
+        <w:rPr>
+          <w:rFonts w:ascii="Courier New" w:hAnsi="Courier New" w:cs="Courier New"/>
+          <w:sz w:val="24"/>
+          <w:szCs w:val="24"/>
+          <w:lang w:val="en-US"/>
+        </w:rPr>
+        <w:tab/>
+      </w:r>
+      <w:r>
+        <w:rPr>
+          <w:rFonts w:ascii="Courier New" w:hAnsi="Courier New" w:cs="Courier New"/>
+          <w:sz w:val="24"/>
+          <w:szCs w:val="24"/>
+          <w:lang w:val="en-US"/>
+        </w:rPr>
+        <w:tab/>
+      </w:r>
+      <w:r>
+        <w:rPr>
+          <w:rFonts w:ascii="Courier New" w:hAnsi="Courier New" w:cs="Courier New"/>
+          <w:sz w:val="24"/>
+          <w:szCs w:val="24"/>
+          <w:lang w:val="en-US"/>
+        </w:rPr>
+        <w:tab/>
+      </w:r>
+      <w:r>
+        <w:rPr>
+          <w:rFonts w:ascii="Courier New" w:hAnsi="Courier New" w:cs="Courier New"/>
+          <w:sz w:val="24"/>
+          <w:szCs w:val="24"/>
+        </w:rPr>
+        <w:t>};</w:t>
+      </w:r>
+    </w:p>
+    <w:p>
+      <w:pPr>
+        <w:pStyle w:val="1"/>
+        <w:spacing w:line="360" w:lineRule="auto"/>
+        <w:ind w:firstLine="709"/>
+        <w:contextualSpacing/>
+        <w:jc w:val="both"/>
+        <w:rPr>
+          <w:rFonts w:ascii="Courier New" w:hAnsi="Courier New" w:cs="Courier New"/>
+          <w:sz w:val="24"/>
+          <w:szCs w:val="24"/>
+        </w:rPr>
+      </w:pPr>
+      <w:r>
+        <w:rPr>
+          <w:rFonts w:ascii="Courier New" w:hAnsi="Courier New" w:cs="Courier New"/>
+          <w:sz w:val="24"/>
+          <w:szCs w:val="24"/>
+        </w:rPr>
+        <w:tab/>
+      </w:r>
+      <w:r>
+        <w:rPr>
+          <w:rFonts w:ascii="Courier New" w:hAnsi="Courier New" w:cs="Courier New"/>
+          <w:sz w:val="24"/>
+          <w:szCs w:val="24"/>
+        </w:rPr>
+        <w:tab/>
+      </w:r>
+      <w:r>
+        <w:rPr>
+          <w:rFonts w:ascii="Courier New" w:hAnsi="Courier New" w:cs="Courier New"/>
+          <w:sz w:val="24"/>
+          <w:szCs w:val="24"/>
+        </w:rPr>
+        <w:tab/>
+        <w:t>}</w:t>
+      </w:r>
+    </w:p>
+    <w:p>
+      <w:pPr>
+        <w:pStyle w:val="1"/>
+        <w:spacing w:line="360" w:lineRule="auto"/>
+        <w:ind w:firstLine="709"/>
+        <w:contextualSpacing/>
+        <w:jc w:val="both"/>
+        <w:rPr>
+          <w:rFonts w:ascii="Courier New" w:hAnsi="Courier New" w:cs="Courier New"/>
+          <w:sz w:val="24"/>
+          <w:szCs w:val="24"/>
+        </w:rPr>
+      </w:pPr>
+      <w:r>
+        <w:rPr>
+          <w:rFonts w:ascii="Courier New" w:hAnsi="Courier New" w:cs="Courier New"/>
+          <w:sz w:val="24"/>
+          <w:szCs w:val="24"/>
+        </w:rPr>
+        <w:tab/>
+      </w:r>
+      <w:r>
+        <w:rPr>
+          <w:rFonts w:ascii="Courier New" w:hAnsi="Courier New" w:cs="Courier New"/>
+          <w:sz w:val="24"/>
+          <w:szCs w:val="24"/>
+        </w:rPr>
+        <w:tab/>
+        <w:t>}</w:t>
+      </w:r>
+    </w:p>
+    <w:p>
+      <w:pPr>
+        <w:pStyle w:val="1"/>
+        <w:spacing w:line="360" w:lineRule="auto"/>
+        <w:ind w:firstLine="709"/>
+        <w:contextualSpacing/>
+        <w:jc w:val="both"/>
+        <w:rPr>
+          <w:rFonts w:ascii="Courier New" w:hAnsi="Courier New" w:cs="Courier New"/>
+          <w:sz w:val="24"/>
+          <w:szCs w:val="24"/>
+        </w:rPr>
+      </w:pPr>
+    </w:p>
+    <w:p>
+      <w:pPr>
+        <w:pStyle w:val="1"/>
+        <w:spacing w:line="360" w:lineRule="auto"/>
+        <w:ind w:firstLine="709"/>
+        <w:contextualSpacing/>
+        <w:jc w:val="both"/>
+        <w:rPr>
+          <w:rFonts w:ascii="Courier New" w:hAnsi="Courier New" w:cs="Courier New"/>
+          <w:sz w:val="24"/>
+          <w:szCs w:val="24"/>
+        </w:rPr>
+      </w:pPr>
+      <w:r>
+        <w:rPr>
+          <w:rFonts w:ascii="Courier New" w:hAnsi="Courier New" w:cs="Courier New"/>
+          <w:sz w:val="24"/>
+          <w:szCs w:val="24"/>
+        </w:rPr>
+        <w:tab/>
+        <w:t>};</w:t>
+      </w:r>
+    </w:p>
+    <w:p>
+      <w:pPr>
+        <w:pStyle w:val="1"/>
+        <w:spacing w:line="360" w:lineRule="auto"/>
+        <w:ind w:firstLine="709"/>
+        <w:contextualSpacing/>
+        <w:jc w:val="both"/>
+        <w:rPr>
+          <w:rFonts w:ascii="Courier New" w:hAnsi="Courier New" w:cs="Courier New"/>
+          <w:sz w:val="24"/>
+          <w:szCs w:val="24"/>
+        </w:rPr>
+      </w:pPr>
+    </w:p>
+    <w:p>
+      <w:pPr>
+        <w:pStyle w:val="1"/>
+        <w:spacing w:line="360" w:lineRule="auto"/>
+        <w:ind w:firstLine="709"/>
+        <w:contextualSpacing/>
+        <w:jc w:val="both"/>
+        <w:rPr>
+          <w:rFonts w:ascii="Courier New" w:hAnsi="Courier New" w:cs="Courier New"/>
+          <w:sz w:val="24"/>
+          <w:szCs w:val="24"/>
+        </w:rPr>
+      </w:pPr>
+      <w:r>
+        <w:rPr>
+          <w:rFonts w:ascii="Courier New" w:hAnsi="Courier New" w:cs="Courier New"/>
+          <w:sz w:val="24"/>
+          <w:szCs w:val="24"/>
+        </w:rPr>
+        <w:tab/>
+      </w:r>
+      <w:proofErr w:type="spellStart"/>
+      <w:r>
+        <w:rPr>
+          <w:rFonts w:ascii="Courier New" w:hAnsi="Courier New" w:cs="Courier New"/>
+          <w:sz w:val="24"/>
+          <w:szCs w:val="24"/>
+        </w:rPr>
+        <w:t>return</w:t>
+      </w:r>
+      <w:proofErr w:type="spellEnd"/>
+      <w:r>
+        <w:rPr>
+          <w:rFonts w:ascii="Courier New" w:hAnsi="Courier New" w:cs="Courier New"/>
+          <w:sz w:val="24"/>
+          <w:szCs w:val="24"/>
+        </w:rPr>
+        <w:t xml:space="preserve"> 0;</w:t>
+      </w:r>
+    </w:p>
+    <w:p>
+      <w:pPr>
+        <w:pStyle w:val="1"/>
+        <w:spacing w:line="360" w:lineRule="auto"/>
+        <w:ind w:firstLine="709"/>
+        <w:contextualSpacing/>
+        <w:jc w:val="both"/>
+        <w:rPr>
+          <w:rFonts w:ascii="Courier New" w:hAnsi="Courier New" w:cs="Courier New"/>
+          <w:sz w:val="24"/>
+          <w:szCs w:val="24"/>
+          <w:lang w:val="en-US"/>
+        </w:rPr>
+      </w:pPr>
+      <w:r>
+        <w:rPr>
+          <w:rFonts w:ascii="Courier New" w:hAnsi="Courier New" w:cs="Courier New"/>
+          <w:sz w:val="24"/>
+          <w:szCs w:val="24"/>
+        </w:rPr>
+        <w:t>}</w:t>
+      </w:r>
+    </w:p>
+    <w:p>
+      <w:pPr>
+        <w:pStyle w:val="1"/>
+        <w:ind w:firstLine="708"/>
+        <w:jc w:val="left"/>
+      </w:pPr>
+      <w:r>
         <w:t>Тестирование</w:t>
       </w:r>
     </w:p>
     <w:p>
       <w:pPr>
         <w:spacing w:after="120" w:line="276" w:lineRule="auto"/>
+        <w:ind w:firstLine="708"/>
         <w:jc w:val="both"/>
       </w:pPr>
       <w:r>
@@ -880,6 +4604,7 @@
         <w:jc w:val="both"/>
       </w:pPr>
       <w:r>
+        <w:lastRenderedPageBreak/>
         <w:t>В</w:t>
       </w:r>
       <w:r>
@@ -904,7 +4629,6 @@
         <w:jc w:val="both"/>
       </w:pPr>
       <w:r>
-        <w:lastRenderedPageBreak/>
         <w:t>2 0</w:t>
       </w:r>
     </w:p>
@@ -912,9 +4636,6 @@
       <w:pPr>
         <w:spacing w:after="120" w:line="276" w:lineRule="auto"/>
         <w:jc w:val="both"/>
-        <w:rPr>
-          <w:lang w:val="en-US"/>
-        </w:rPr>
       </w:pPr>
       <w:r>
         <w:t>3 2</w:t>
@@ -939,9 +4660,6 @@
       <w:pPr>
         <w:spacing w:after="120" w:line="276" w:lineRule="auto"/>
         <w:jc w:val="both"/>
-        <w:rPr>
-          <w:lang w:val="en-US"/>
-        </w:rPr>
       </w:pPr>
       <w:r>
         <w:t>Точка попала в треугольник, по крайней мере, на его границу</w:t>
@@ -960,9 +4678,6 @@
       <w:pPr>
         <w:spacing w:after="120" w:line="276" w:lineRule="auto"/>
         <w:jc w:val="both"/>
-        <w:rPr>
-          <w:lang w:val="en-US"/>
-        </w:rPr>
       </w:pPr>
       <w:r>
         <w:t>Точка попала в треугольник, по крайней мере, на его границу</w:t>
@@ -1131,6 +4846,7 @@
       </w:pPr>
       <w:r>
         <w:rPr>
+          <w:noProof/>
           <w:lang w:val="en-US"/>
         </w:rPr>
         <w:drawing>
@@ -1196,6 +4912,7 @@
         <w:jc w:val="both"/>
       </w:pPr>
       <w:r>
+        <w:lastRenderedPageBreak/>
         <w:t>В</w:t>
       </w:r>
       <w:r>
@@ -1220,7 +4937,6 @@
         <w:jc w:val="both"/>
       </w:pPr>
       <w:r>
-        <w:lastRenderedPageBreak/>
         <w:t>100 100</w:t>
       </w:r>
     </w:p>
@@ -1270,9 +4986,6 @@
       <w:pPr>
         <w:spacing w:after="120" w:line="276" w:lineRule="auto"/>
         <w:jc w:val="both"/>
-        <w:rPr>
-          <w:lang w:val="en-US"/>
-        </w:rPr>
       </w:pPr>
       <w:r>
         <w:t>Точка попала в треугольник, по крайней мере, на его границу</w:t>
@@ -1288,6 +5001,7 @@
       </w:pPr>
       <w:r>
         <w:rPr>
+          <w:noProof/>
           <w:lang w:val="en-US"/>
         </w:rPr>
         <w:drawing>
@@ -1382,12 +5096,14 @@
           <w:lang w:val="en-US"/>
         </w:rPr>
       </w:pPr>
+      <w:proofErr w:type="spellStart"/>
       <w:r>
         <w:rPr>
           <w:lang w:val="en-US"/>
         </w:rPr>
         <w:t>notANumber</w:t>
       </w:r>
+      <w:proofErr w:type="spellEnd"/>
     </w:p>
     <w:p>
       <w:pPr>
@@ -1395,6 +5111,9 @@
         <w:jc w:val="both"/>
       </w:pPr>
       <w:r>
+        <w:rPr>
+          <w:noProof/>
+        </w:rPr>
         <w:drawing>
           <wp:inline distT="0" distB="0" distL="0" distR="0" wp14:anchorId="5B4B7C1A" wp14:editId="3C800AE3">
             <wp:extent cx="5940425" cy="1072515"/>
@@ -1503,6 +5222,7 @@
         <w:jc w:val="left"/>
       </w:pPr>
       <w:r>
+        <w:lastRenderedPageBreak/>
         <w:t>Вывод</w:t>
       </w:r>
     </w:p>
@@ -1522,7 +5242,6 @@
           <w:b w:val="0"/>
           <w:bCs w:val="0"/>
         </w:rPr>
-        <w:lastRenderedPageBreak/>
         <w:t>Была успешно разработана программа на языке С++</w:t>
       </w:r>
       <w:r>
@@ -2663,6 +6382,12 @@
       <w:shd w:val="clear" w:color="auto" w:fill="E1DFDD"/>
     </w:rPr>
   </w:style>
+  <w:style w:type="paragraph" w:styleId="af2">
+    <w:name w:val="No Spacing"/>
+    <w:uiPriority w:val="1"/>
+    <w:qFormat/>
+    <w:rsid w:val="00D350D1"/>
+  </w:style>
 </w:styles>
 </file>
 

--- a/ЛР1_КанинВладислав.docx
+++ b/ЛР1_КанинВладислав.docx
@@ -717,9 +717,21 @@
         <w:pStyle w:val="1"/>
         <w:ind w:firstLine="708"/>
         <w:jc w:val="left"/>
-      </w:pPr>
-      <w:r>
-        <w:t>Код программы</w:t>
+        <w:rPr>
+          <w:lang w:val="en-US"/>
+        </w:rPr>
+      </w:pPr>
+      <w:r>
+        <w:t>Код</w:t>
+      </w:r>
+      <w:r>
+        <w:rPr>
+          <w:lang w:val="en-US"/>
+        </w:rPr>
+        <w:t xml:space="preserve"> </w:t>
+      </w:r>
+      <w:r>
+        <w:t>программы</w:t>
       </w:r>
     </w:p>
     <w:p>
@@ -935,64 +947,111 @@
           <w:rFonts w:ascii="Courier New" w:hAnsi="Courier New" w:cs="Courier New"/>
           <w:sz w:val="24"/>
           <w:szCs w:val="24"/>
-          <w:lang w:val="en-US"/>
-        </w:rPr>
-      </w:pPr>
-      <w:r>
-        <w:rPr>
-          <w:rFonts w:ascii="Courier New" w:hAnsi="Courier New" w:cs="Courier New"/>
-          <w:sz w:val="24"/>
-          <w:szCs w:val="24"/>
-        </w:rPr>
-        <w:tab/>
-      </w:r>
-      <w:r>
-        <w:rPr>
-          <w:rFonts w:ascii="Courier New" w:hAnsi="Courier New" w:cs="Courier New"/>
-          <w:sz w:val="24"/>
-          <w:szCs w:val="24"/>
-          <w:lang w:val="en-US"/>
-        </w:rPr>
-        <w:t>int y = x;</w:t>
-      </w:r>
-    </w:p>
-    <w:p>
-      <w:pPr>
-        <w:pStyle w:val="1"/>
-        <w:spacing w:line="360" w:lineRule="auto"/>
-        <w:ind w:firstLine="709"/>
-        <w:contextualSpacing/>
-        <w:jc w:val="both"/>
-        <w:rPr>
-          <w:rFonts w:ascii="Courier New" w:hAnsi="Courier New" w:cs="Courier New"/>
-          <w:sz w:val="24"/>
-          <w:szCs w:val="24"/>
-          <w:lang w:val="en-US"/>
-        </w:rPr>
-      </w:pPr>
-    </w:p>
-    <w:p>
-      <w:pPr>
-        <w:pStyle w:val="1"/>
-        <w:spacing w:line="360" w:lineRule="auto"/>
-        <w:ind w:firstLine="709"/>
-        <w:contextualSpacing/>
-        <w:jc w:val="both"/>
-        <w:rPr>
-          <w:rFonts w:ascii="Courier New" w:hAnsi="Courier New" w:cs="Courier New"/>
-          <w:sz w:val="24"/>
-          <w:szCs w:val="24"/>
-          <w:lang w:val="en-US"/>
-        </w:rPr>
-      </w:pPr>
-      <w:r>
-        <w:rPr>
-          <w:rFonts w:ascii="Courier New" w:hAnsi="Courier New" w:cs="Courier New"/>
-          <w:sz w:val="24"/>
-          <w:szCs w:val="24"/>
-          <w:lang w:val="en-US"/>
-        </w:rPr>
-        <w:tab/>
+        </w:rPr>
+      </w:pPr>
+      <w:r>
+        <w:rPr>
+          <w:rFonts w:ascii="Courier New" w:hAnsi="Courier New" w:cs="Courier New"/>
+          <w:sz w:val="24"/>
+          <w:szCs w:val="24"/>
+        </w:rPr>
+        <w:tab/>
+      </w:r>
+      <w:r>
+        <w:rPr>
+          <w:rFonts w:ascii="Courier New" w:hAnsi="Courier New" w:cs="Courier New"/>
+          <w:sz w:val="24"/>
+          <w:szCs w:val="24"/>
+          <w:lang w:val="en-US"/>
+        </w:rPr>
+        <w:t>int</w:t>
+      </w:r>
+      <w:r>
+        <w:rPr>
+          <w:rFonts w:ascii="Courier New" w:hAnsi="Courier New" w:cs="Courier New"/>
+          <w:sz w:val="24"/>
+          <w:szCs w:val="24"/>
+        </w:rPr>
+        <w:t xml:space="preserve"> </w:t>
+      </w:r>
+      <w:r>
+        <w:rPr>
+          <w:rFonts w:ascii="Courier New" w:hAnsi="Courier New" w:cs="Courier New"/>
+          <w:sz w:val="24"/>
+          <w:szCs w:val="24"/>
+          <w:lang w:val="en-US"/>
+        </w:rPr>
+        <w:t>y</w:t>
+      </w:r>
+      <w:r>
+        <w:rPr>
+          <w:rFonts w:ascii="Courier New" w:hAnsi="Courier New" w:cs="Courier New"/>
+          <w:sz w:val="24"/>
+          <w:szCs w:val="24"/>
+        </w:rPr>
+        <w:t xml:space="preserve"> = </w:t>
+      </w:r>
+      <w:r>
+        <w:rPr>
+          <w:rFonts w:ascii="Courier New" w:hAnsi="Courier New" w:cs="Courier New"/>
+          <w:sz w:val="24"/>
+          <w:szCs w:val="24"/>
+          <w:lang w:val="en-US"/>
+        </w:rPr>
+        <w:t>x</w:t>
+      </w:r>
+      <w:r>
+        <w:rPr>
+          <w:rFonts w:ascii="Courier New" w:hAnsi="Courier New" w:cs="Courier New"/>
+          <w:sz w:val="24"/>
+          <w:szCs w:val="24"/>
+        </w:rPr>
+        <w:t>;</w:t>
+      </w:r>
+    </w:p>
+    <w:p>
+      <w:pPr>
+        <w:pStyle w:val="1"/>
+        <w:spacing w:line="360" w:lineRule="auto"/>
+        <w:ind w:firstLine="709"/>
+        <w:contextualSpacing/>
+        <w:jc w:val="both"/>
+        <w:rPr>
+          <w:rFonts w:ascii="Courier New" w:hAnsi="Courier New" w:cs="Courier New"/>
+          <w:sz w:val="24"/>
+          <w:szCs w:val="24"/>
+        </w:rPr>
+      </w:pPr>
+    </w:p>
+    <w:p>
+      <w:pPr>
+        <w:pStyle w:val="1"/>
+        <w:spacing w:line="360" w:lineRule="auto"/>
+        <w:ind w:firstLine="709"/>
+        <w:contextualSpacing/>
+        <w:jc w:val="both"/>
+        <w:rPr>
+          <w:rFonts w:ascii="Courier New" w:hAnsi="Courier New" w:cs="Courier New"/>
+          <w:sz w:val="24"/>
+          <w:szCs w:val="24"/>
+          <w:lang w:val="en-US"/>
+        </w:rPr>
+      </w:pPr>
+      <w:r>
+        <w:rPr>
+          <w:rFonts w:ascii="Courier New" w:hAnsi="Courier New" w:cs="Courier New"/>
+          <w:sz w:val="24"/>
+          <w:szCs w:val="24"/>
+        </w:rPr>
+        <w:tab/>
+      </w:r>
+      <w:r>
+        <w:rPr>
+          <w:rFonts w:ascii="Courier New" w:hAnsi="Courier New" w:cs="Courier New"/>
+          <w:sz w:val="24"/>
+          <w:szCs w:val="24"/>
+          <w:lang w:val="en-US"/>
+        </w:rPr>
         <w:t>return y;</w:t>
       </w:r>
     </w:p>
@@ -4537,7 +4596,6 @@
           <w:rFonts w:ascii="Courier New" w:hAnsi="Courier New" w:cs="Courier New"/>
           <w:sz w:val="24"/>
           <w:szCs w:val="24"/>
-          <w:lang w:val="en-US"/>
         </w:rPr>
       </w:pPr>
       <w:r>
@@ -4604,22 +4662,22 @@
         <w:jc w:val="both"/>
       </w:pPr>
       <w:r>
+        <w:t>В</w:t>
+      </w:r>
+      <w:r>
+        <w:t>в</w:t>
+      </w:r>
+      <w:r>
+        <w:t>од:</w:t>
+      </w:r>
+    </w:p>
+    <w:p>
+      <w:pPr>
+        <w:spacing w:after="120" w:line="276" w:lineRule="auto"/>
+        <w:jc w:val="both"/>
+      </w:pPr>
+      <w:r>
         <w:lastRenderedPageBreak/>
-        <w:t>В</w:t>
-      </w:r>
-      <w:r>
-        <w:t>в</w:t>
-      </w:r>
-      <w:r>
-        <w:t>од:</w:t>
-      </w:r>
-    </w:p>
-    <w:p>
-      <w:pPr>
-        <w:spacing w:after="120" w:line="276" w:lineRule="auto"/>
-        <w:jc w:val="both"/>
-      </w:pPr>
-      <w:r>
         <w:t>3 1</w:t>
       </w:r>
     </w:p>
@@ -4912,22 +4970,22 @@
         <w:jc w:val="both"/>
       </w:pPr>
       <w:r>
+        <w:t>В</w:t>
+      </w:r>
+      <w:r>
+        <w:t>в</w:t>
+      </w:r>
+      <w:r>
+        <w:t>од:</w:t>
+      </w:r>
+    </w:p>
+    <w:p>
+      <w:pPr>
+        <w:spacing w:after="120" w:line="276" w:lineRule="auto"/>
+        <w:jc w:val="both"/>
+      </w:pPr>
+      <w:r>
         <w:lastRenderedPageBreak/>
-        <w:t>В</w:t>
-      </w:r>
-      <w:r>
-        <w:t>в</w:t>
-      </w:r>
-      <w:r>
-        <w:t>од:</w:t>
-      </w:r>
-    </w:p>
-    <w:p>
-      <w:pPr>
-        <w:spacing w:after="120" w:line="276" w:lineRule="auto"/>
-        <w:jc w:val="both"/>
-      </w:pPr>
-      <w:r>
         <w:t>5 5</w:t>
       </w:r>
     </w:p>
@@ -5043,164 +5101,19 @@
     </w:p>
     <w:p>
       <w:pPr>
-        <w:spacing w:after="120" w:line="276" w:lineRule="auto"/>
-        <w:jc w:val="both"/>
-      </w:pPr>
-      <w:r>
+        <w:spacing w:line="360" w:lineRule="auto"/>
+        <w:ind w:firstLine="709"/>
+        <w:jc w:val="both"/>
         <w:rPr>
           <w:b/>
           <w:bCs/>
         </w:rPr>
-        <w:t xml:space="preserve">Тест 4. </w:t>
-      </w:r>
+      </w:pPr>
       <w:r>
         <w:rPr>
           <w:b/>
           <w:bCs/>
         </w:rPr>
-        <w:t>Значения для точки введены неправильно</w:t>
-      </w:r>
-    </w:p>
-    <w:p>
-      <w:pPr>
-        <w:spacing w:after="120" w:line="276" w:lineRule="auto"/>
-        <w:jc w:val="both"/>
-      </w:pPr>
-      <w:r>
-        <w:t>В</w:t>
-      </w:r>
-      <w:r>
-        <w:t>в</w:t>
-      </w:r>
-      <w:r>
-        <w:t>од:</w:t>
-      </w:r>
-    </w:p>
-    <w:p>
-      <w:pPr>
-        <w:spacing w:after="120" w:line="276" w:lineRule="auto"/>
-        <w:jc w:val="both"/>
-        <w:rPr>
-          <w:lang w:val="en-US"/>
-        </w:rPr>
-      </w:pPr>
-      <w:r>
-        <w:t xml:space="preserve">9999999999999999999999 </w:t>
-      </w:r>
-    </w:p>
-    <w:p>
-      <w:pPr>
-        <w:spacing w:after="120" w:line="276" w:lineRule="auto"/>
-        <w:jc w:val="both"/>
-        <w:rPr>
-          <w:lang w:val="en-US"/>
-        </w:rPr>
-      </w:pPr>
-      <w:proofErr w:type="spellStart"/>
-      <w:r>
-        <w:rPr>
-          <w:lang w:val="en-US"/>
-        </w:rPr>
-        <w:t>notANumber</w:t>
-      </w:r>
-      <w:proofErr w:type="spellEnd"/>
-    </w:p>
-    <w:p>
-      <w:pPr>
-        <w:spacing w:after="120" w:line="276" w:lineRule="auto"/>
-        <w:jc w:val="both"/>
-      </w:pPr>
-      <w:r>
-        <w:rPr>
-          <w:noProof/>
-        </w:rPr>
-        <w:drawing>
-          <wp:inline distT="0" distB="0" distL="0" distR="0" wp14:anchorId="5B4B7C1A" wp14:editId="3C800AE3">
-            <wp:extent cx="5940425" cy="1072515"/>
-            <wp:effectExtent l="0" t="0" r="3175" b="0"/>
-            <wp:docPr id="297755418" name="Рисунок 1"/>
-            <wp:cNvGraphicFramePr>
-              <a:graphicFrameLocks xmlns:a="http://schemas.openxmlformats.org/drawingml/2006/main" noChangeAspect="1"/>
-            </wp:cNvGraphicFramePr>
-            <a:graphic xmlns:a="http://schemas.openxmlformats.org/drawingml/2006/main">
-              <a:graphicData uri="http://schemas.openxmlformats.org/drawingml/2006/picture">
-                <pic:pic xmlns:pic="http://schemas.openxmlformats.org/drawingml/2006/picture">
-                  <pic:nvPicPr>
-                    <pic:cNvPr id="297755418" name=""/>
-                    <pic:cNvPicPr/>
-                  </pic:nvPicPr>
-                  <pic:blipFill>
-                    <a:blip r:embed="rId10"/>
-                    <a:stretch>
-                      <a:fillRect/>
-                    </a:stretch>
-                  </pic:blipFill>
-                  <pic:spPr>
-                    <a:xfrm>
-                      <a:off x="0" y="0"/>
-                      <a:ext cx="5940425" cy="1072515"/>
-                    </a:xfrm>
-                    <a:prstGeom prst="rect">
-                      <a:avLst/>
-                    </a:prstGeom>
-                  </pic:spPr>
-                </pic:pic>
-              </a:graphicData>
-            </a:graphic>
-          </wp:inline>
-        </w:drawing>
-      </w:r>
-    </w:p>
-    <w:p>
-      <w:pPr>
-        <w:spacing w:after="120" w:line="276" w:lineRule="auto"/>
-        <w:jc w:val="both"/>
-      </w:pPr>
-      <w:r>
-        <w:t>Ожидаемый вы</w:t>
-      </w:r>
-      <w:r>
-        <w:t>в</w:t>
-      </w:r>
-      <w:r>
-        <w:t>од:</w:t>
-      </w:r>
-    </w:p>
-    <w:p>
-      <w:pPr>
-        <w:spacing w:line="360" w:lineRule="auto"/>
-        <w:ind w:firstLine="709"/>
-        <w:jc w:val="both"/>
-      </w:pPr>
-      <w:r>
-        <w:t>Было введено значение, превышающее допустимое для переменной или же не соответствующее. Зачем?</w:t>
-      </w:r>
-    </w:p>
-    <w:p>
-      <w:pPr>
-        <w:spacing w:line="360" w:lineRule="auto"/>
-        <w:ind w:firstLine="709"/>
-        <w:jc w:val="both"/>
-      </w:pPr>
-      <w:r>
-        <w:t>Было введено значение, превышающее допустимое для переменной или же не соответствующее. Зачем?"</w:t>
-      </w:r>
-    </w:p>
-    <w:p>
-      <w:pPr>
-        <w:spacing w:line="360" w:lineRule="auto"/>
-        <w:ind w:firstLine="709"/>
-        <w:jc w:val="both"/>
-        <w:rPr>
-          <w:b/>
-          <w:bCs/>
-        </w:rPr>
-      </w:pPr>
-      <w:r>
-        <w:rPr>
-          <w:b/>
-          <w:bCs/>
-        </w:rPr>
         <w:t>Результат тестирования</w:t>
       </w:r>
     </w:p>
@@ -5222,7 +5135,6 @@
         <w:jc w:val="left"/>
       </w:pPr>
       <w:r>
-        <w:lastRenderedPageBreak/>
         <w:t>Вывод</w:t>
       </w:r>
     </w:p>
@@ -5291,7 +5203,7 @@
       </w:r>
     </w:p>
     <w:sectPr>
-      <w:footerReference w:type="default" r:id="rId11"/>
+      <w:footerReference w:type="default" r:id="rId10"/>
       <w:pgSz w:w="11906" w:h="16838"/>
       <w:pgMar w:top="1134" w:right="850" w:bottom="1134" w:left="1701" w:header="708" w:footer="708" w:gutter="0"/>
       <w:cols w:space="720"/>
@@ -6175,6 +6087,7 @@
   <w:style w:type="character" w:default="1" w:styleId="a0">
     <w:name w:val="Default Paragraph Font"/>
     <w:uiPriority w:val="1"/>
+    <w:semiHidden/>
     <w:unhideWhenUsed/>
   </w:style>
   <w:style w:type="table" w:default="1" w:styleId="a1">
